--- a/lessons/chapters/build/word/Chapter02.docx
+++ b/lessons/chapters/build/word/Chapter02.docx
@@ -279,23 +279,25 @@
         </w:tc>
       </w:tr>
     </w:tbl>
-    <w:bookmarkStart w:id="16" w:name="part-one---a-blob-with-a-new-face"/>
     <w:p>
       <w:pPr>
         <w:pStyle w:val="Heading1"/>
       </w:pPr>
+      <w:bookmarkStart w:id="9" w:name="_deaae8008d1b83ee3d2bef87736db43ef90e873"/>
       <w:r>
         <w:t xml:space="preserve">Part One - A Blob with a new face</w:t>
       </w:r>
-    </w:p>
-    <w:bookmarkStart w:id="12" w:name="two-tabs"/>
+      <w:bookmarkEnd w:id="9"/>
+    </w:p>
     <w:p>
       <w:pPr>
         <w:pStyle w:val="Heading2"/>
       </w:pPr>
+      <w:bookmarkStart w:id="10" w:name="_6d2e2a213c741e9572fc73c0c629e29da208b64"/>
       <w:r>
         <w:t xml:space="preserve">2.1  Two tabs</w:t>
       </w:r>
+      <w:bookmarkEnd w:id="10"/>
     </w:p>
     <w:p>
       <w:pPr>
@@ -2948,7 +2950,7 @@
           </w:tcPr>
           <w:p>
             <w:pPr>
-              <w:pStyle w:val="BodyText"/>
+              <w:pStyle w:val="FirstParagraph"/>
             </w:pPr>
             <w:r>
               <w:rPr>
@@ -2984,18 +2986,18 @@
           <wp:inline>
             <wp:extent cx="3108960" cy="2152356"/>
             <wp:effectExtent b="0" l="0" r="0" t="0"/>
-            <wp:docPr descr="" title="" id="10" name="Picture"/>
+            <wp:docPr descr="" title="" id="12" name="Picture"/>
             <a:graphic>
               <a:graphicData uri="http://schemas.openxmlformats.org/drawingml/2006/picture">
                 <pic:pic>
                   <pic:nvPicPr>
-                    <pic:cNvPr descr="lessons/chapters\screenshots/ch02_Starter.png" id="11" name="Picture"/>
+                    <pic:cNvPr descr="lessons/chapters/screenshots/ch02_Starter.png" id="13" name="Picture"/>
                     <pic:cNvPicPr>
                       <a:picLocks noChangeArrowheads="1" noChangeAspect="1"/>
                     </pic:cNvPicPr>
                   </pic:nvPicPr>
                   <pic:blipFill>
-                    <a:blip r:embed="rId9"/>
+                    <a:blip r:embed="rId11"/>
                     <a:stretch>
                       <a:fillRect/>
                     </a:stretch>
@@ -3038,15 +3040,15 @@
         <w:spacing w:before="0" w:after="0" w:line="20" w:lineRule="exact"/>
       </w:pPr>
     </w:p>
-    <w:bookmarkEnd w:id="12"/>
-    <w:bookmarkStart w:id="13" w:name="the-main-tab"/>
     <w:p>
       <w:pPr>
         <w:pStyle w:val="Heading2"/>
       </w:pPr>
+      <w:bookmarkStart w:id="14" w:name="_405a2e5ecda7e26ea8d0df91d59dbd8bf7170e6"/>
       <w:r>
         <w:t xml:space="preserve">2.2  The main tab</w:t>
       </w:r>
+      <w:bookmarkEnd w:id="14"/>
     </w:p>
     <w:p>
       <w:pPr>
@@ -3418,15 +3420,15 @@
         <w:spacing w:before="0" w:after="0" w:line="20" w:lineRule="exact"/>
       </w:pPr>
     </w:p>
-    <w:bookmarkEnd w:id="13"/>
-    <w:bookmarkStart w:id="14" w:name="the-class-and-the-handshake"/>
     <w:p>
       <w:pPr>
         <w:pStyle w:val="Heading2"/>
       </w:pPr>
+      <w:bookmarkStart w:id="15" w:name="_500806b9eb5f687c630ed1ea7e5db60d04de0bc"/>
       <w:r>
         <w:t xml:space="preserve">2.3  The class, and the handshake</w:t>
       </w:r>
+      <w:bookmarkEnd w:id="15"/>
     </w:p>
     <w:p>
       <w:pPr>
@@ -3992,7 +3994,7 @@
           </w:tcPr>
           <w:p>
             <w:pPr>
-              <w:pStyle w:val="BodyText"/>
+              <w:pStyle w:val="FirstParagraph"/>
             </w:pPr>
             <w:r>
               <w:rPr>
@@ -4294,12 +4296,11 @@
         <w:spacing w:before="0" w:after="0" w:line="20" w:lineRule="exact"/>
       </w:pPr>
     </w:p>
-    <w:bookmarkEnd w:id="14"/>
-    <w:bookmarkStart w:id="15" w:name="drawsprite-yours"/>
     <w:p>
       <w:pPr>
         <w:pStyle w:val="Heading2"/>
       </w:pPr>
+      <w:bookmarkStart w:id="16" w:name="_650d3336252a5a0ac3ae88545c80fcc16bc318a"/>
       <w:r>
         <w:t xml:space="preserve">2.4 </w:t>
       </w:r>
@@ -4315,6 +4316,7 @@
       <w:r>
         <w:t xml:space="preserve">, yours</w:t>
       </w:r>
+      <w:bookmarkEnd w:id="16"/>
     </w:p>
     <w:p>
       <w:pPr>
@@ -4491,7 +4493,7 @@
           </w:tcPr>
           <w:p>
             <w:pPr>
-              <w:pStyle w:val="BodyText"/>
+              <w:pStyle w:val="FirstParagraph"/>
             </w:pPr>
             <w:r>
               <w:rPr>
@@ -5840,7 +5842,7 @@
           </w:tcPr>
           <w:p>
             <w:pPr>
-              <w:pStyle w:val="BodyText"/>
+              <w:pStyle w:val="FirstParagraph"/>
             </w:pPr>
             <w:r>
               <w:rPr>
@@ -5953,25 +5955,25 @@
         <w:spacing w:before="0" w:after="0" w:line="120" w:lineRule="exact"/>
       </w:pPr>
     </w:p>
-    <w:bookmarkEnd w:id="15"/>
-    <w:bookmarkEnd w:id="16"/>
-    <w:bookmarkStart w:id="28" w:name="part-two---your-drawing-replaces-blobs"/>
     <w:p>
       <w:pPr>
         <w:pStyle w:val="Heading1"/>
       </w:pPr>
+      <w:bookmarkStart w:id="17" w:name="_4539fa3c6813219acc58ce0979ef43ec4ba44b4"/>
       <w:r>
         <w:t xml:space="preserve">Part Two - Your drawing replaces Blob's</w:t>
       </w:r>
-    </w:p>
-    <w:bookmarkStart w:id="20" w:name="step-1---misspell-it"/>
+      <w:bookmarkEnd w:id="17"/>
+    </w:p>
     <w:p>
       <w:pPr>
         <w:pStyle w:val="Heading2"/>
       </w:pPr>
+      <w:bookmarkStart w:id="18" w:name="_8181c576af57ada2652472e9b57c98e77fade3e"/>
       <w:r>
         <w:t xml:space="preserve">Step 1 - Misspell it</w:t>
       </w:r>
+      <w:bookmarkEnd w:id="18"/>
     </w:p>
     <w:p>
       <w:pPr>
@@ -6155,18 +6157,18 @@
           <wp:inline>
             <wp:extent cx="3108960" cy="2152356"/>
             <wp:effectExtent b="0" l="0" r="0" t="0"/>
-            <wp:docPr descr="" title="" id="18" name="Picture"/>
+            <wp:docPr descr="" title="" id="20" name="Picture"/>
             <a:graphic>
               <a:graphicData uri="http://schemas.openxmlformats.org/drawingml/2006/picture">
                 <pic:pic>
                   <pic:nvPicPr>
-                    <pic:cNvPr descr="lessons/chapters\screenshots/ch02_Misspelled.png" id="19" name="Picture"/>
+                    <pic:cNvPr descr="lessons/chapters/screenshots/ch02_Misspelled.png" id="21" name="Picture"/>
                     <pic:cNvPicPr>
                       <a:picLocks noChangeArrowheads="1" noChangeAspect="1"/>
                     </pic:cNvPicPr>
                   </pic:nvPicPr>
                   <pic:blipFill>
-                    <a:blip r:embed="rId17"/>
+                    <a:blip r:embed="rId19"/>
                     <a:stretch>
                       <a:fillRect/>
                     </a:stretch>
@@ -6322,15 +6324,15 @@
         <w:t xml:space="preserve">back, and run.  The face is back.</w:t>
       </w:r>
     </w:p>
-    <w:bookmarkEnd w:id="20"/>
-    <w:bookmarkStart w:id="27" w:name="step-2---draw-the-body-last"/>
     <w:p>
       <w:pPr>
         <w:pStyle w:val="Heading2"/>
       </w:pPr>
+      <w:bookmarkStart w:id="22" w:name="_e50b57e9762ef5e3eda002a52cbafc47bc27864"/>
       <w:r>
         <w:t xml:space="preserve">Step 2 - Draw the body last</w:t>
       </w:r>
+      <w:bookmarkEnd w:id="22"/>
     </w:p>
     <w:p>
       <w:pPr>
@@ -6396,6 +6398,1432 @@
       </w:r>
       <w:r>
         <w:t xml:space="preserve">.  Run.</w:t>
+      </w:r>
+    </w:p>
+    <w:tbl>
+      <w:tblPr>
+        <w:tblW w:w="9360" w:type="dxa"/>
+        <w:tblInd w:w="92" w:type="dxa"/>
+        <w:tblLayout w:type="fixed"/>
+        <w:tblBorders>
+          <w:top w:val="nil"/>
+          <w:left w:val="nil"/>
+          <w:bottom w:val="nil"/>
+          <w:right w:val="nil"/>
+          <w:insideH w:val="nil"/>
+          <w:insideV w:val="nil"/>
+        </w:tblBorders>
+        <w:tblCellMar>
+          <w:top w:w="0" w:type="dxa"/>
+          <w:left w:w="200" w:type="dxa"/>
+          <w:bottom w:w="0" w:type="dxa"/>
+          <w:right w:w="200" w:type="dxa"/>
+        </w:tblCellMar>
+        <w:tblLook w:val="0000" w:firstRow="0" w:lastRow="0" w:firstColumn="0" w:lastColumn="0" w:noHBand="1" w:noVBand="1"/>
+      </w:tblPr>
+      <w:tblGrid>
+        <w:gridCol w:w="9360"/>
+      </w:tblGrid>
+      <w:tr>
+        <w:trPr>
+          <w:cantSplit/>
+        </w:trPr>
+        <w:tc>
+          <w:tcPr>
+            <w:tcW w:w="9360" w:type="dxa"/>
+            <w:tcBorders>
+              <w:top w:val="single" w:sz="4" w:space="0" w:color="C2E6D1"/>
+              <w:left w:val="single" w:sz="36" w:space="0" w:color="1D7A44"/>
+              <w:bottom w:val="single" w:sz="4" w:space="0" w:color="C2E6D1"/>
+              <w:right w:val="single" w:sz="4" w:space="0" w:color="C2E6D1"/>
+            </w:tcBorders>
+            <w:shd w:val="clear" w:color="auto" w:fill="F1FBF5"/>
+            <w:tcMar>
+              <w:top w:w="60" w:type="dxa"/>
+              <w:bottom w:w="60" w:type="dxa"/>
+            </w:tcMar>
+          </w:tcPr>
+          <w:p>
+            <w:pPr>
+              <w:pStyle w:val="FirstParagraph"/>
+            </w:pPr>
+            <w:r>
+              <w:rPr>
+                <w:b/>
+                <w:bCs/>
+              </w:rPr>
+              <w:t xml:space="preserve">Check.</w:t>
+            </w:r>
+            <w:r>
+              <w:t xml:space="preserve">  A plain blue circle again, and this time the outline's gone too.</w:t>
+            </w:r>
+          </w:p>
+        </w:tc>
+      </w:tr>
+    </w:tbl>
+    <w:p>
+      <w:pPr>
+        <w:spacing w:before="0" w:after="0" w:line="120" w:lineRule="exact"/>
+      </w:pPr>
+    </w:p>
+    <w:p>
+      <w:pPr>
+        <w:pStyle w:val="Screenshot"/>
+      </w:pPr>
+      <w:r>
+        <w:drawing>
+          <wp:inline>
+            <wp:extent cx="3108960" cy="2152356"/>
+            <wp:effectExtent b="0" l="0" r="0" t="0"/>
+            <wp:docPr descr="" title="" id="24" name="Picture"/>
+            <a:graphic>
+              <a:graphicData uri="http://schemas.openxmlformats.org/drawingml/2006/picture">
+                <pic:pic>
+                  <pic:nvPicPr>
+                    <pic:cNvPr descr="lessons/chapters/screenshots/ch02_BodyLast.png" id="25" name="Picture"/>
+                    <pic:cNvPicPr>
+                      <a:picLocks noChangeArrowheads="1" noChangeAspect="1"/>
+                    </pic:cNvPicPr>
+                  </pic:nvPicPr>
+                  <pic:blipFill>
+                    <a:blip r:embed="rId23"/>
+                    <a:stretch>
+                      <a:fillRect/>
+                    </a:stretch>
+                  </pic:blipFill>
+                  <pic:spPr bwMode="auto">
+                    <a:xfrm>
+                      <a:off x="0" y="0"/>
+                      <a:ext cx="3108960" cy="2152356"/>
+                    </a:xfrm>
+                    <a:prstGeom prst="rect">
+                      <a:avLst/>
+                    </a:prstGeom>
+                    <a:noFill/>
+                    <a:ln w="9525">
+                      <a:solidFill>
+                        <a:srgbClr val="C9D8E8"/>
+                      </a:solidFill>
+                      <a:headEnd/>
+                      <a:tailEnd/>
+                    </a:ln>
+                  </pic:spPr>
+                </pic:pic>
+              </a:graphicData>
+            </a:graphic>
+          </wp:inline>
+        </w:drawing>
+      </w:r>
+    </w:p>
+    <w:p>
+      <w:pPr>
+        <w:pStyle w:val="ScreenshotCaption"/>
+      </w:pPr>
+      <w:r>
+        <w:t xml:space="preserve">The body, painted over the face.</w:t>
+      </w:r>
+    </w:p>
+    <w:p>
+      <w:pPr>
+        <w:pStyle w:val="BodyText"/>
+      </w:pPr>
+      <w:r>
+        <w:t xml:space="preserve">The face is still there, under the body.  Shapes stack, so the body you drew</w:t>
+      </w:r>
+      <w:r>
+        <w:t xml:space="preserve"> </w:t>
+      </w:r>
+      <w:r>
+        <w:t xml:space="preserve">last covered everything you drew before it.  The outline is missing because the</w:t>
+      </w:r>
+      <w:r>
+        <w:t xml:space="preserve"> </w:t>
+      </w:r>
+      <w:r>
+        <w:t xml:space="preserve">body's own</w:t>
+      </w:r>
+      <w:r>
+        <w:t xml:space="preserve"> </w:t>
+      </w:r>
+      <w:r>
+        <w:rPr>
+          <w:rStyle w:val="VerbatimChar"/>
+        </w:rPr>
+        <w:t xml:space="preserve">noStroke()</w:t>
+      </w:r>
+      <w:r>
+        <w:t xml:space="preserve"> </w:t>
+      </w:r>
+      <w:r>
+        <w:t xml:space="preserve">comes right before it.</w:t>
+      </w:r>
+    </w:p>
+    <w:p>
+      <w:pPr>
+        <w:pStyle w:val="KeepWithNext"/>
+      </w:pPr>
+      <w:r>
+        <w:rPr>
+          <w:b/>
+          <w:bCs/>
+        </w:rPr>
+        <w:t xml:space="preserve">Build it.</w:t>
+      </w:r>
+      <w:r>
+        <w:t xml:space="preserve">  Put the body lines back at the top, and run.</w:t>
+      </w:r>
+    </w:p>
+    <w:tbl>
+      <w:tblPr>
+        <w:tblW w:w="9360" w:type="dxa"/>
+        <w:tblInd w:w="92" w:type="dxa"/>
+        <w:tblLayout w:type="fixed"/>
+        <w:tblBorders>
+          <w:top w:val="nil"/>
+          <w:left w:val="nil"/>
+          <w:bottom w:val="nil"/>
+          <w:right w:val="nil"/>
+          <w:insideH w:val="nil"/>
+          <w:insideV w:val="nil"/>
+        </w:tblBorders>
+        <w:tblCellMar>
+          <w:top w:w="0" w:type="dxa"/>
+          <w:left w:w="200" w:type="dxa"/>
+          <w:bottom w:w="0" w:type="dxa"/>
+          <w:right w:w="200" w:type="dxa"/>
+        </w:tblCellMar>
+        <w:tblLook w:val="0000" w:firstRow="0" w:lastRow="0" w:firstColumn="0" w:lastColumn="0" w:noHBand="1" w:noVBand="1"/>
+      </w:tblPr>
+      <w:tblGrid>
+        <w:gridCol w:w="9360"/>
+      </w:tblGrid>
+      <w:tr>
+        <w:trPr>
+          <w:cantSplit/>
+        </w:trPr>
+        <w:tc>
+          <w:tcPr>
+            <w:tcW w:w="9360" w:type="dxa"/>
+            <w:tcBorders>
+              <w:top w:val="single" w:sz="4" w:space="0" w:color="F0C9C4"/>
+              <w:left w:val="single" w:sz="36" w:space="0" w:color="B4382C"/>
+              <w:bottom w:val="single" w:sz="4" w:space="0" w:color="F0C9C4"/>
+              <w:right w:val="single" w:sz="4" w:space="0" w:color="F0C9C4"/>
+            </w:tcBorders>
+            <w:shd w:val="clear" w:color="auto" w:fill="FDF2F1"/>
+            <w:tcMar>
+              <w:top w:w="60" w:type="dxa"/>
+              <w:bottom w:w="60" w:type="dxa"/>
+            </w:tcMar>
+          </w:tcPr>
+          <w:p>
+            <w:pPr>
+              <w:pStyle w:val="BodyText"/>
+            </w:pPr>
+            <w:r>
+              <w:rPr>
+                <w:b/>
+                <w:bCs/>
+              </w:rPr>
+              <w:t xml:space="preserve">Watch out.</w:t>
+            </w:r>
+            <w:r>
+              <w:t xml:space="preserve">  Leave out</w:t>
+            </w:r>
+            <w:r>
+              <w:t xml:space="preserve"> </w:t>
+            </w:r>
+            <w:r>
+              <w:rPr>
+                <w:rStyle w:val="VerbatimChar"/>
+              </w:rPr>
+              <w:t xml:space="preserve">noFill()</w:t>
+            </w:r>
+            <w:r>
+              <w:t xml:space="preserve"> </w:t>
+            </w:r>
+            <w:r>
+              <w:t xml:space="preserve">before the</w:t>
+            </w:r>
+            <w:r>
+              <w:t xml:space="preserve"> </w:t>
+            </w:r>
+            <w:r>
+              <w:rPr>
+                <w:rStyle w:val="VerbatimChar"/>
+              </w:rPr>
+              <w:t xml:space="preserve">arc</w:t>
+            </w:r>
+            <w:r>
+              <w:t xml:space="preserve">, and the smile fills in</w:t>
+            </w:r>
+            <w:r>
+              <w:t xml:space="preserve"> </w:t>
+            </w:r>
+            <w:r>
+              <w:t xml:space="preserve">with the pupils' dark grey.  You get an open mouth.  Maybe you wanted one.</w:t>
+            </w:r>
+          </w:p>
+        </w:tc>
+      </w:tr>
+    </w:tbl>
+    <w:p>
+      <w:pPr>
+        <w:spacing w:before="0" w:after="0" w:line="120" w:lineRule="exact"/>
+      </w:pPr>
+    </w:p>
+    <w:p>
+      <w:pPr>
+        <w:pStyle w:val="Screenshot"/>
+      </w:pPr>
+      <w:r>
+        <w:drawing>
+          <wp:inline>
+            <wp:extent cx="3108960" cy="2152356"/>
+            <wp:effectExtent b="0" l="0" r="0" t="0"/>
+            <wp:docPr descr="" title="" id="27" name="Picture"/>
+            <a:graphic>
+              <a:graphicData uri="http://schemas.openxmlformats.org/drawingml/2006/picture">
+                <pic:pic>
+                  <pic:nvPicPr>
+                    <pic:cNvPr descr="lessons/chapters/screenshots/ch02_NoNoFill.png" id="28" name="Picture"/>
+                    <pic:cNvPicPr>
+                      <a:picLocks noChangeArrowheads="1" noChangeAspect="1"/>
+                    </pic:cNvPicPr>
+                  </pic:nvPicPr>
+                  <pic:blipFill>
+                    <a:blip r:embed="rId26"/>
+                    <a:stretch>
+                      <a:fillRect/>
+                    </a:stretch>
+                  </pic:blipFill>
+                  <pic:spPr bwMode="auto">
+                    <a:xfrm>
+                      <a:off x="0" y="0"/>
+                      <a:ext cx="3108960" cy="2152356"/>
+                    </a:xfrm>
+                    <a:prstGeom prst="rect">
+                      <a:avLst/>
+                    </a:prstGeom>
+                    <a:noFill/>
+                    <a:ln w="9525">
+                      <a:solidFill>
+                        <a:srgbClr val="C9D8E8"/>
+                      </a:solidFill>
+                      <a:headEnd/>
+                      <a:tailEnd/>
+                    </a:ln>
+                  </pic:spPr>
+                </pic:pic>
+              </a:graphicData>
+            </a:graphic>
+          </wp:inline>
+        </w:drawing>
+      </w:r>
+    </w:p>
+    <w:p>
+      <w:pPr>
+        <w:pStyle w:val="ScreenshotCaption"/>
+      </w:pPr>
+      <w:r>
+        <w:t xml:space="preserve">The smile without</w:t>
+      </w:r>
+      <w:r>
+        <w:t xml:space="preserve"> </w:t>
+      </w:r>
+      <w:r>
+        <w:rPr>
+          <w:rStyle w:val="VerbatimChar"/>
+        </w:rPr>
+        <w:t xml:space="preserve">noFill()</w:t>
+      </w:r>
+      <w:r>
+        <w:t xml:space="preserve">.</w:t>
+      </w:r>
+    </w:p>
+    <w:p>
+      <w:pPr>
+        <w:pStyle w:val="Heading1"/>
+      </w:pPr>
+      <w:bookmarkStart w:id="29" w:name="_3adc27aa8a8c484d337c472839ed1a5b14f7317"/>
+      <w:r>
+        <w:t xml:space="preserve">Part Three - Measure from the belly button</w:t>
+      </w:r>
+      <w:bookmarkEnd w:id="29"/>
+    </w:p>
+    <w:p>
+      <w:pPr>
+        <w:pStyle w:val="FirstParagraph"/>
+      </w:pPr>
+      <w:r>
+        <w:t xml:space="preserve">Every shape in your character is placed from</w:t>
+      </w:r>
+      <w:r>
+        <w:t xml:space="preserve"> </w:t>
+      </w:r>
+      <w:r>
+        <w:rPr>
+          <w:rStyle w:val="VerbatimChar"/>
+        </w:rPr>
+        <w:t xml:space="preserve">pos.x</w:t>
+      </w:r>
+      <w:r>
+        <w:t xml:space="preserve"> </w:t>
+      </w:r>
+      <w:r>
+        <w:t xml:space="preserve">and</w:t>
+      </w:r>
+      <w:r>
+        <w:t xml:space="preserve"> </w:t>
+      </w:r>
+      <w:r>
+        <w:rPr>
+          <w:rStyle w:val="VerbatimChar"/>
+        </w:rPr>
+        <w:t xml:space="preserve">pos.y</w:t>
+      </w:r>
+      <w:r>
+        <w:t xml:space="preserve">. </w:t>
+      </w:r>
+      <w:r>
+        <w:t xml:space="preserve"> </w:t>
+      </w:r>
+      <w:r>
+        <w:rPr>
+          <w:rStyle w:val="VerbatimChar"/>
+        </w:rPr>
+        <w:t xml:space="preserve">pos</w:t>
+      </w:r>
+      <w:r>
+        <w:t xml:space="preserve"> </w:t>
+      </w:r>
+      <w:r>
+        <w:t xml:space="preserve">is your</w:t>
+      </w:r>
+      <w:r>
+        <w:t xml:space="preserve"> </w:t>
+      </w:r>
+      <w:r>
+        <w:t xml:space="preserve">character's position, one of the properties it got from Blob, and it's the</w:t>
+      </w:r>
+      <w:r>
+        <w:t xml:space="preserve"> </w:t>
+      </w:r>
+      <w:r>
+        <w:t xml:space="preserve">center of your character.</w:t>
+      </w:r>
+    </w:p>
+    <w:p>
+      <w:pPr>
+        <w:pStyle w:val="BodyText"/>
+      </w:pPr>
+      <w:r>
+        <w:t xml:space="preserve">Think of</w:t>
+      </w:r>
+      <w:r>
+        <w:t xml:space="preserve"> </w:t>
+      </w:r>
+      <w:r>
+        <w:rPr>
+          <w:rStyle w:val="VerbatimChar"/>
+        </w:rPr>
+        <w:t xml:space="preserve">pos.x, pos.y</w:t>
+      </w:r>
+      <w:r>
+        <w:t xml:space="preserve"> </w:t>
+      </w:r>
+      <w:r>
+        <w:t xml:space="preserve">as your character's belly button.  Every shape you draw</w:t>
+      </w:r>
+      <w:r>
+        <w:t xml:space="preserve"> </w:t>
+      </w:r>
+      <w:r>
+        <w:t xml:space="preserve">is measured from there.</w:t>
+      </w:r>
+    </w:p>
+    <w:p>
+      <w:pPr>
+        <w:pStyle w:val="Compact"/>
+        <w:numPr>
+          <w:ilvl w:val="0"/>
+          <w:numId w:val="1002"/>
+        </w:numPr>
+      </w:pPr>
+      <w:r>
+        <w:rPr>
+          <w:b/>
+          <w:bCs/>
+        </w:rPr>
+        <w:t xml:space="preserve">Minus x</w:t>
+      </w:r>
+      <w:r>
+        <w:t xml:space="preserve"> </w:t>
+      </w:r>
+      <w:r>
+        <w:t xml:space="preserve">moves a shape left. </w:t>
+      </w:r>
+      <w:r>
+        <w:t xml:space="preserve"> </w:t>
+      </w:r>
+      <w:r>
+        <w:rPr>
+          <w:b/>
+          <w:bCs/>
+        </w:rPr>
+        <w:t xml:space="preserve">Plus x</w:t>
+      </w:r>
+      <w:r>
+        <w:t xml:space="preserve"> </w:t>
+      </w:r>
+      <w:r>
+        <w:t xml:space="preserve">moves it right.</w:t>
+      </w:r>
+    </w:p>
+    <w:p>
+      <w:pPr>
+        <w:pStyle w:val="Compact"/>
+        <w:numPr>
+          <w:ilvl w:val="0"/>
+          <w:numId w:val="1002"/>
+        </w:numPr>
+      </w:pPr>
+      <w:r>
+        <w:rPr>
+          <w:b/>
+          <w:bCs/>
+        </w:rPr>
+        <w:t xml:space="preserve">Minus y</w:t>
+      </w:r>
+      <w:r>
+        <w:t xml:space="preserve"> </w:t>
+      </w:r>
+      <w:r>
+        <w:t xml:space="preserve">moves a shape up. </w:t>
+      </w:r>
+      <w:r>
+        <w:t xml:space="preserve"> </w:t>
+      </w:r>
+      <w:r>
+        <w:rPr>
+          <w:b/>
+          <w:bCs/>
+        </w:rPr>
+        <w:t xml:space="preserve">Plus y</w:t>
+      </w:r>
+      <w:r>
+        <w:t xml:space="preserve"> </w:t>
+      </w:r>
+      <w:r>
+        <w:t xml:space="preserve">moves it down.</w:t>
+      </w:r>
+    </w:p>
+    <w:p>
+      <w:pPr>
+        <w:pStyle w:val="FirstParagraph"/>
+      </w:pPr>
+      <w:r>
+        <w:t xml:space="preserve">Yes, up is minus.  Screens are strange that way.</w:t>
+      </w:r>
+    </w:p>
+    <w:p>
+      <w:pPr>
+        <w:pStyle w:val="BodyText"/>
+      </w:pPr>
+      <w:r>
+        <w:t xml:space="preserve">So</w:t>
+      </w:r>
+      <w:r>
+        <w:t xml:space="preserve"> </w:t>
+      </w:r>
+      <w:r>
+        <w:rPr>
+          <w:rStyle w:val="VerbatimChar"/>
+        </w:rPr>
+        <w:t xml:space="preserve">ellipse(pos.x - 12, pos.y - 8, 16, 16)</w:t>
+      </w:r>
+      <w:r>
+        <w:t xml:space="preserve"> </w:t>
+      </w:r>
+      <w:r>
+        <w:t xml:space="preserve">is an eye 12 pixels left of the</w:t>
+      </w:r>
+      <w:r>
+        <w:t xml:space="preserve"> </w:t>
+      </w:r>
+      <w:r>
+        <w:t xml:space="preserve">belly button and 8 pixels up.</w:t>
+      </w:r>
+    </w:p>
+    <w:p>
+      <w:pPr>
+        <w:pStyle w:val="Heading2"/>
+      </w:pPr>
+      <w:bookmarkStart w:id="30" w:name="_fc69d1867de343671a399fd01e6056a542a5b4a"/>
+      <w:r>
+        <w:t xml:space="preserve">Step 3 - A new body color</w:t>
+      </w:r>
+      <w:bookmarkEnd w:id="30"/>
+    </w:p>
+    <w:p>
+      <w:pPr>
+        <w:pStyle w:val="KeepWithNext"/>
+      </w:pPr>
+      <w:r>
+        <w:rPr>
+          <w:b/>
+          <w:bCs/>
+        </w:rPr>
+        <w:t xml:space="preserve">Build it.</w:t>
+      </w:r>
+      <w:r>
+        <w:t xml:space="preserve">  Find</w:t>
+      </w:r>
+      <w:r>
+        <w:t xml:space="preserve"> </w:t>
+      </w:r>
+      <w:r>
+        <w:rPr>
+          <w:rStyle w:val="VerbatimChar"/>
+        </w:rPr>
+        <w:t xml:space="preserve">fill(100, 180, 255)</w:t>
+      </w:r>
+      <w:r>
+        <w:t xml:space="preserve">, right above the body's</w:t>
+      </w:r>
+      <w:r>
+        <w:t xml:space="preserve"> </w:t>
+      </w:r>
+      <w:r>
+        <w:rPr>
+          <w:rStyle w:val="VerbatimChar"/>
+        </w:rPr>
+        <w:t xml:space="preserve">ellipse</w:t>
+      </w:r>
+      <w:r>
+        <w:t xml:space="preserve">, and</w:t>
+      </w:r>
+      <w:r>
+        <w:t xml:space="preserve"> </w:t>
+      </w:r>
+      <w:r>
+        <w:t xml:space="preserve">put in a color of your own.  The Color Selector works the same as in Chapter 1. </w:t>
+      </w:r>
+      <w:r>
+        <w:t xml:space="preserve"> </w:t>
+      </w:r>
+      <w:r>
+        <w:t xml:space="preserve">Run.</w:t>
+      </w:r>
+    </w:p>
+    <w:tbl>
+      <w:tblPr>
+        <w:tblW w:w="9360" w:type="dxa"/>
+        <w:tblInd w:w="92" w:type="dxa"/>
+        <w:tblLayout w:type="fixed"/>
+        <w:tblBorders>
+          <w:top w:val="nil"/>
+          <w:left w:val="nil"/>
+          <w:bottom w:val="nil"/>
+          <w:right w:val="nil"/>
+          <w:insideH w:val="nil"/>
+          <w:insideV w:val="nil"/>
+        </w:tblBorders>
+        <w:tblCellMar>
+          <w:top w:w="0" w:type="dxa"/>
+          <w:left w:w="200" w:type="dxa"/>
+          <w:bottom w:w="0" w:type="dxa"/>
+          <w:right w:w="200" w:type="dxa"/>
+        </w:tblCellMar>
+        <w:tblLook w:val="0000" w:firstRow="0" w:lastRow="0" w:firstColumn="0" w:lastColumn="0" w:noHBand="1" w:noVBand="1"/>
+      </w:tblPr>
+      <w:tblGrid>
+        <w:gridCol w:w="9360"/>
+      </w:tblGrid>
+      <w:tr>
+        <w:trPr>
+          <w:cantSplit/>
+        </w:trPr>
+        <w:tc>
+          <w:tcPr>
+            <w:tcW w:w="9360" w:type="dxa"/>
+            <w:tcBorders>
+              <w:top w:val="single" w:sz="4" w:space="0" w:color="C2E6D1"/>
+              <w:left w:val="single" w:sz="36" w:space="0" w:color="1D7A44"/>
+              <w:bottom w:val="single" w:sz="4" w:space="0" w:color="C2E6D1"/>
+              <w:right w:val="single" w:sz="4" w:space="0" w:color="C2E6D1"/>
+            </w:tcBorders>
+            <w:shd w:val="clear" w:color="auto" w:fill="F1FBF5"/>
+            <w:tcMar>
+              <w:top w:w="60" w:type="dxa"/>
+              <w:bottom w:w="60" w:type="dxa"/>
+            </w:tcMar>
+          </w:tcPr>
+          <w:p>
+            <w:pPr>
+              <w:pStyle w:val="FirstParagraph"/>
+            </w:pPr>
+            <w:r>
+              <w:rPr>
+                <w:b/>
+                <w:bCs/>
+              </w:rPr>
+              <w:t xml:space="preserve">Check.</w:t>
+            </w:r>
+            <w:r>
+              <w:t xml:space="preserve">  The body changes color.  The eyes and the smile have their own</w:t>
+            </w:r>
+            <w:r>
+              <w:t xml:space="preserve"> </w:t>
+            </w:r>
+            <w:r>
+              <w:rPr>
+                <w:rStyle w:val="VerbatimChar"/>
+              </w:rPr>
+              <w:t xml:space="preserve">fill</w:t>
+            </w:r>
+            <w:r>
+              <w:t xml:space="preserve"> </w:t>
+            </w:r>
+            <w:r>
+              <w:t xml:space="preserve">and</w:t>
+            </w:r>
+            <w:r>
+              <w:t xml:space="preserve"> </w:t>
+            </w:r>
+            <w:r>
+              <w:rPr>
+                <w:rStyle w:val="VerbatimChar"/>
+              </w:rPr>
+              <w:t xml:space="preserve">stroke</w:t>
+            </w:r>
+            <w:r>
+              <w:t xml:space="preserve">, so they look just as they did.</w:t>
+            </w:r>
+          </w:p>
+        </w:tc>
+      </w:tr>
+    </w:tbl>
+    <w:p>
+      <w:pPr>
+        <w:spacing w:before="0" w:after="0" w:line="120" w:lineRule="exact"/>
+      </w:pPr>
+    </w:p>
+    <w:p>
+      <w:pPr>
+        <w:pStyle w:val="Heading2"/>
+      </w:pPr>
+      <w:bookmarkStart w:id="31" w:name="_ecedfe7b8f0d1c1d986946103aeb4a5cfcee057"/>
+      <w:r>
+        <w:t xml:space="preserve">Step 4 - Slide an eye</w:t>
+      </w:r>
+      <w:bookmarkEnd w:id="31"/>
+    </w:p>
+    <w:p>
+      <w:pPr>
+        <w:pStyle w:val="KeepWithNext"/>
+      </w:pPr>
+      <w:r>
+        <w:rPr>
+          <w:b/>
+          <w:bCs/>
+        </w:rPr>
+        <w:t xml:space="preserve">Build it.</w:t>
+      </w:r>
+      <w:r>
+        <w:t xml:space="preserve">  The left eye is the two lines with</w:t>
+      </w:r>
+      <w:r>
+        <w:t xml:space="preserve"> </w:t>
+      </w:r>
+      <w:r>
+        <w:rPr>
+          <w:rStyle w:val="VerbatimChar"/>
+        </w:rPr>
+        <w:t xml:space="preserve">pos.x - 12</w:t>
+      </w:r>
+      <w:r>
+        <w:t xml:space="preserve">:  its white and</w:t>
+      </w:r>
+      <w:r>
+        <w:t xml:space="preserve"> </w:t>
+      </w:r>
+      <w:r>
+        <w:t xml:space="preserve">its pupil.  Change both to</w:t>
+      </w:r>
+      <w:r>
+        <w:t xml:space="preserve"> </w:t>
+      </w:r>
+      <w:r>
+        <w:rPr>
+          <w:rStyle w:val="VerbatimChar"/>
+        </w:rPr>
+        <w:t xml:space="preserve">pos.x - 20</w:t>
+      </w:r>
+      <w:r>
+        <w:t xml:space="preserve">, and run.</w:t>
+      </w:r>
+    </w:p>
+    <w:tbl>
+      <w:tblPr>
+        <w:tblW w:w="9360" w:type="dxa"/>
+        <w:tblInd w:w="92" w:type="dxa"/>
+        <w:tblLayout w:type="fixed"/>
+        <w:tblBorders>
+          <w:top w:val="nil"/>
+          <w:left w:val="nil"/>
+          <w:bottom w:val="nil"/>
+          <w:right w:val="nil"/>
+          <w:insideH w:val="nil"/>
+          <w:insideV w:val="nil"/>
+        </w:tblBorders>
+        <w:tblCellMar>
+          <w:top w:w="0" w:type="dxa"/>
+          <w:left w:w="200" w:type="dxa"/>
+          <w:bottom w:w="0" w:type="dxa"/>
+          <w:right w:w="200" w:type="dxa"/>
+        </w:tblCellMar>
+        <w:tblLook w:val="0000" w:firstRow="0" w:lastRow="0" w:firstColumn="0" w:lastColumn="0" w:noHBand="1" w:noVBand="1"/>
+      </w:tblPr>
+      <w:tblGrid>
+        <w:gridCol w:w="9360"/>
+      </w:tblGrid>
+      <w:tr>
+        <w:trPr>
+          <w:cantSplit/>
+        </w:trPr>
+        <w:tc>
+          <w:tcPr>
+            <w:tcW w:w="9360" w:type="dxa"/>
+            <w:tcBorders>
+              <w:top w:val="single" w:sz="4" w:space="0" w:color="C2E6D1"/>
+              <w:left w:val="single" w:sz="36" w:space="0" w:color="1D7A44"/>
+              <w:bottom w:val="single" w:sz="4" w:space="0" w:color="C2E6D1"/>
+              <w:right w:val="single" w:sz="4" w:space="0" w:color="C2E6D1"/>
+            </w:tcBorders>
+            <w:shd w:val="clear" w:color="auto" w:fill="F1FBF5"/>
+            <w:tcMar>
+              <w:top w:w="60" w:type="dxa"/>
+              <w:bottom w:w="60" w:type="dxa"/>
+            </w:tcMar>
+          </w:tcPr>
+          <w:p>
+            <w:pPr>
+              <w:pStyle w:val="FirstParagraph"/>
+            </w:pPr>
+            <w:r>
+              <w:rPr>
+                <w:b/>
+                <w:bCs/>
+              </w:rPr>
+              <w:t xml:space="preserve">Check.</w:t>
+            </w:r>
+            <w:r>
+              <w:t xml:space="preserve">  The left eye slides out toward the edge of the face.</w:t>
+            </w:r>
+          </w:p>
+        </w:tc>
+      </w:tr>
+    </w:tbl>
+    <w:p>
+      <w:pPr>
+        <w:spacing w:before="0" w:after="0" w:line="120" w:lineRule="exact"/>
+      </w:pPr>
+    </w:p>
+    <w:p>
+      <w:pPr>
+        <w:pStyle w:val="Screenshot"/>
+      </w:pPr>
+      <w:r>
+        <w:drawing>
+          <wp:inline>
+            <wp:extent cx="3108960" cy="2152356"/>
+            <wp:effectExtent b="0" l="0" r="0" t="0"/>
+            <wp:docPr descr="" title="" id="33" name="Picture"/>
+            <a:graphic>
+              <a:graphicData uri="http://schemas.openxmlformats.org/drawingml/2006/picture">
+                <pic:pic>
+                  <pic:nvPicPr>
+                    <pic:cNvPr descr="lessons/chapters/screenshots/ch02_EyeSlide.png" id="34" name="Picture"/>
+                    <pic:cNvPicPr>
+                      <a:picLocks noChangeArrowheads="1" noChangeAspect="1"/>
+                    </pic:cNvPicPr>
+                  </pic:nvPicPr>
+                  <pic:blipFill>
+                    <a:blip r:embed="rId32"/>
+                    <a:stretch>
+                      <a:fillRect/>
+                    </a:stretch>
+                  </pic:blipFill>
+                  <pic:spPr bwMode="auto">
+                    <a:xfrm>
+                      <a:off x="0" y="0"/>
+                      <a:ext cx="3108960" cy="2152356"/>
+                    </a:xfrm>
+                    <a:prstGeom prst="rect">
+                      <a:avLst/>
+                    </a:prstGeom>
+                    <a:noFill/>
+                    <a:ln w="9525">
+                      <a:solidFill>
+                        <a:srgbClr val="C9D8E8"/>
+                      </a:solidFill>
+                      <a:headEnd/>
+                      <a:tailEnd/>
+                    </a:ln>
+                  </pic:spPr>
+                </pic:pic>
+              </a:graphicData>
+            </a:graphic>
+          </wp:inline>
+        </w:drawing>
+      </w:r>
+    </w:p>
+    <w:p>
+      <w:pPr>
+        <w:pStyle w:val="ScreenshotCaption"/>
+      </w:pPr>
+      <w:r>
+        <w:t xml:space="preserve">The left eye, 20 pixels left of center.</w:t>
+      </w:r>
+    </w:p>
+    <w:p>
+      <w:pPr>
+        <w:pStyle w:val="BodyText"/>
+      </w:pPr>
+      <w:r>
+        <w:t xml:space="preserve">Put it wherever you like it.</w:t>
+      </w:r>
+    </w:p>
+    <w:p>
+      <w:pPr>
+        <w:pStyle w:val="Heading2"/>
+      </w:pPr>
+      <w:bookmarkStart w:id="35" w:name="_6ea2f6b5471e3d0854e7c1cf113db93613eba07"/>
+      <w:r>
+        <w:t xml:space="preserve">Step 5 - Start somewhere else</w:t>
+      </w:r>
+      <w:bookmarkEnd w:id="35"/>
+    </w:p>
+    <w:p>
+      <w:pPr>
+        <w:pStyle w:val="KeepWithNext"/>
+      </w:pPr>
+      <w:r>
+        <w:rPr>
+          <w:b/>
+          <w:bCs/>
+        </w:rPr>
+        <w:t xml:space="preserve">Build it.</w:t>
+      </w:r>
+      <w:r>
+        <w:t xml:space="preserve">  In the main tab, change</w:t>
+      </w:r>
+      <w:r>
+        <w:t xml:space="preserve"> </w:t>
+      </w:r>
+      <w:r>
+        <w:rPr>
+          <w:rStyle w:val="VerbatimChar"/>
+        </w:rPr>
+        <w:t xml:space="preserve">width/2, height/2</w:t>
+      </w:r>
+      <w:r>
+        <w:t xml:space="preserve"> </w:t>
+      </w:r>
+      <w:r>
+        <w:t xml:space="preserve">to</w:t>
+      </w:r>
+      <w:r>
+        <w:t xml:space="preserve"> </w:t>
+      </w:r>
+      <w:r>
+        <w:rPr>
+          <w:rStyle w:val="VerbatimChar"/>
+        </w:rPr>
+        <w:t xml:space="preserve">200, 150</w:t>
+      </w:r>
+      <w:r>
+        <w:t xml:space="preserve">, and</w:t>
+      </w:r>
+      <w:r>
+        <w:t xml:space="preserve"> </w:t>
+      </w:r>
+      <w:r>
+        <w:t xml:space="preserve">run.</w:t>
+      </w:r>
+    </w:p>
+    <w:tbl>
+      <w:tblPr>
+        <w:tblW w:w="9360" w:type="dxa"/>
+        <w:tblInd w:w="92" w:type="dxa"/>
+        <w:tblLayout w:type="fixed"/>
+        <w:tblBorders>
+          <w:top w:val="nil"/>
+          <w:left w:val="nil"/>
+          <w:bottom w:val="nil"/>
+          <w:right w:val="nil"/>
+          <w:insideH w:val="nil"/>
+          <w:insideV w:val="nil"/>
+        </w:tblBorders>
+        <w:tblCellMar>
+          <w:top w:w="0" w:type="dxa"/>
+          <w:left w:w="200" w:type="dxa"/>
+          <w:bottom w:w="0" w:type="dxa"/>
+          <w:right w:w="200" w:type="dxa"/>
+        </w:tblCellMar>
+        <w:tblLook w:val="0000" w:firstRow="0" w:lastRow="0" w:firstColumn="0" w:lastColumn="0" w:noHBand="1" w:noVBand="1"/>
+      </w:tblPr>
+      <w:tblGrid>
+        <w:gridCol w:w="9360"/>
+      </w:tblGrid>
+      <w:tr>
+        <w:trPr>
+          <w:cantSplit/>
+        </w:trPr>
+        <w:tc>
+          <w:tcPr>
+            <w:tcW w:w="9360" w:type="dxa"/>
+            <w:tcBorders>
+              <w:top w:val="single" w:sz="4" w:space="0" w:color="C2E6D1"/>
+              <w:left w:val="single" w:sz="36" w:space="0" w:color="1D7A44"/>
+              <w:bottom w:val="single" w:sz="4" w:space="0" w:color="C2E6D1"/>
+              <w:right w:val="single" w:sz="4" w:space="0" w:color="C2E6D1"/>
+            </w:tcBorders>
+            <w:shd w:val="clear" w:color="auto" w:fill="F1FBF5"/>
+            <w:tcMar>
+              <w:top w:w="60" w:type="dxa"/>
+              <w:bottom w:w="60" w:type="dxa"/>
+            </w:tcMar>
+          </w:tcPr>
+          <w:p>
+            <w:pPr>
+              <w:pStyle w:val="FirstParagraph"/>
+            </w:pPr>
+            <w:r>
+              <w:rPr>
+                <w:b/>
+                <w:bCs/>
+              </w:rPr>
+              <w:t xml:space="preserve">Check.</w:t>
+            </w:r>
+            <w:r>
+              <w:t xml:space="preserve">  The whole face is up near the top-left now, all in one piece.</w:t>
+            </w:r>
+          </w:p>
+        </w:tc>
+      </w:tr>
+    </w:tbl>
+    <w:p>
+      <w:pPr>
+        <w:spacing w:before="0" w:after="0" w:line="120" w:lineRule="exact"/>
+      </w:pPr>
+    </w:p>
+    <w:p>
+      <w:pPr>
+        <w:pStyle w:val="Screenshot"/>
+      </w:pPr>
+      <w:r>
+        <w:drawing>
+          <wp:inline>
+            <wp:extent cx="3108960" cy="2331720"/>
+            <wp:effectExtent b="0" l="0" r="0" t="0"/>
+            <wp:docPr descr="" title="" id="37" name="Picture"/>
+            <a:graphic>
+              <a:graphicData uri="http://schemas.openxmlformats.org/drawingml/2006/picture">
+                <pic:pic>
+                  <pic:nvPicPr>
+                    <pic:cNvPr descr="lessons/chapters/screenshots/ch02_Moved.png" id="38" name="Picture"/>
+                    <pic:cNvPicPr>
+                      <a:picLocks noChangeArrowheads="1" noChangeAspect="1"/>
+                    </pic:cNvPicPr>
+                  </pic:nvPicPr>
+                  <pic:blipFill>
+                    <a:blip r:embed="rId36"/>
+                    <a:stretch>
+                      <a:fillRect/>
+                    </a:stretch>
+                  </pic:blipFill>
+                  <pic:spPr bwMode="auto">
+                    <a:xfrm>
+                      <a:off x="0" y="0"/>
+                      <a:ext cx="3108960" cy="2331720"/>
+                    </a:xfrm>
+                    <a:prstGeom prst="rect">
+                      <a:avLst/>
+                    </a:prstGeom>
+                    <a:noFill/>
+                    <a:ln w="9525">
+                      <a:solidFill>
+                        <a:srgbClr val="C9D8E8"/>
+                      </a:solidFill>
+                      <a:headEnd/>
+                      <a:tailEnd/>
+                    </a:ln>
+                  </pic:spPr>
+                </pic:pic>
+              </a:graphicData>
+            </a:graphic>
+          </wp:inline>
+        </w:drawing>
+      </w:r>
+    </w:p>
+    <w:p>
+      <w:pPr>
+        <w:pStyle w:val="ScreenshotCaption"/>
+      </w:pPr>
+      <w:r>
+        <w:t xml:space="preserve">Your character, starting at</w:t>
+      </w:r>
+      <w:r>
+        <w:t xml:space="preserve"> </w:t>
+      </w:r>
+      <w:r>
+        <w:rPr>
+          <w:rStyle w:val="VerbatimChar"/>
+        </w:rPr>
+        <w:t xml:space="preserve">(200, 150)</w:t>
+      </w:r>
+      <w:r>
+        <w:t xml:space="preserve">.</w:t>
+      </w:r>
+    </w:p>
+    <w:p>
+      <w:pPr>
+        <w:pStyle w:val="BodyText"/>
+      </w:pPr>
+      <w:r>
+        <w:t xml:space="preserve">Every shape moved, because every shape is measured from the belly button, and</w:t>
+      </w:r>
+      <w:r>
+        <w:t xml:space="preserve"> </w:t>
+      </w:r>
+      <w:r>
+        <w:t xml:space="preserve">the belly button moved.</w:t>
+      </w:r>
+    </w:p>
+    <w:p>
+      <w:pPr>
+        <w:pStyle w:val="Heading2"/>
+      </w:pPr>
+      <w:bookmarkStart w:id="39" w:name="_4800c7bc6acbe918f3ab9d2e1c5fd87a7a4e4b1"/>
+      <w:r>
+        <w:t xml:space="preserve">Step 6 - The eye at fixed numbers</w:t>
+      </w:r>
+      <w:bookmarkEnd w:id="39"/>
+    </w:p>
+    <w:p>
+      <w:pPr>
+        <w:pStyle w:val="FirstParagraph"/>
+      </w:pPr>
+      <w:r>
+        <w:t xml:space="preserve">Here's an eye written another way.  Before you moved it, the character's belly</w:t>
+      </w:r>
+      <w:r>
+        <w:t xml:space="preserve"> </w:t>
+      </w:r>
+      <w:r>
+        <w:t xml:space="preserve">button was at</w:t>
+      </w:r>
+      <w:r>
+        <w:t xml:space="preserve"> </w:t>
+      </w:r>
+      <w:r>
+        <w:rPr>
+          <w:rStyle w:val="VerbatimChar"/>
+        </w:rPr>
+        <w:t xml:space="preserve">(400, 300)</w:t>
+      </w:r>
+      <w:r>
+        <w:t xml:space="preserve">.  So the left eye's white was at</w:t>
+      </w:r>
+      <w:r>
+        <w:t xml:space="preserve"> </w:t>
+      </w:r>
+      <w:r>
+        <w:rPr>
+          <w:rStyle w:val="VerbatimChar"/>
+        </w:rPr>
+        <w:t xml:space="preserve">400 - 12</w:t>
+      </w:r>
+      <w:r>
+        <w:t xml:space="preserve"> </w:t>
+      </w:r>
+      <w:r>
+        <w:t xml:space="preserve">and</w:t>
+      </w:r>
+      <w:r>
+        <w:t xml:space="preserve"> </w:t>
+      </w:r>
+      <w:r>
+        <w:rPr>
+          <w:rStyle w:val="VerbatimChar"/>
+        </w:rPr>
+        <w:t xml:space="preserve">300 - 8</w:t>
+      </w:r>
+      <w:r>
+        <w:t xml:space="preserve">, which is</w:t>
+      </w:r>
+      <w:r>
+        <w:t xml:space="preserve"> </w:t>
+      </w:r>
+      <w:r>
+        <w:rPr>
+          <w:rStyle w:val="VerbatimChar"/>
+        </w:rPr>
+        <w:t xml:space="preserve">(388, 292)</w:t>
+      </w:r>
+      <w:r>
+        <w:t xml:space="preserve">.</w:t>
+      </w:r>
+    </w:p>
+    <w:p>
+      <w:pPr>
+        <w:pStyle w:val="KeepWithNext"/>
+      </w:pPr>
+      <w:r>
+        <w:rPr>
+          <w:b/>
+          <w:bCs/>
+        </w:rPr>
+        <w:t xml:space="preserve">Build it.</w:t>
+      </w:r>
+      <w:r>
+        <w:t xml:space="preserve">  First, put the main tab back to</w:t>
+      </w:r>
+      <w:r>
+        <w:t xml:space="preserve"> </w:t>
+      </w:r>
+      <w:r>
+        <w:rPr>
+          <w:rStyle w:val="VerbatimChar"/>
+        </w:rPr>
+        <w:t xml:space="preserve">width/2, height/2</w:t>
+      </w:r>
+      <w:r>
+        <w:t xml:space="preserve">.  Then, in the</w:t>
+      </w:r>
+      <w:r>
+        <w:t xml:space="preserve"> </w:t>
+      </w:r>
+      <w:r>
+        <w:rPr>
+          <w:rStyle w:val="VerbatimChar"/>
+        </w:rPr>
+        <w:t xml:space="preserve">MyCharacter</w:t>
+      </w:r>
+      <w:r>
+        <w:t xml:space="preserve"> </w:t>
+      </w:r>
+      <w:r>
+        <w:t xml:space="preserve">tab, change the left eye's white, the first</w:t>
+      </w:r>
+      <w:r>
+        <w:t xml:space="preserve"> </w:t>
+      </w:r>
+      <w:r>
+        <w:rPr>
+          <w:rStyle w:val="VerbatimChar"/>
+        </w:rPr>
+        <w:t xml:space="preserve">ellipse</w:t>
+      </w:r>
+      <w:r>
+        <w:t xml:space="preserve"> </w:t>
+      </w:r>
+      <w:r>
+        <w:t xml:space="preserve">under</w:t>
+      </w:r>
+      <w:r>
+        <w:t xml:space="preserve"> </w:t>
+      </w:r>
+      <w:r>
+        <w:rPr>
+          <w:rStyle w:val="VerbatimChar"/>
+        </w:rPr>
+        <w:t xml:space="preserve">fill(255)</w:t>
+      </w:r>
+      <w:r>
+        <w:t xml:space="preserve">, to plain numbers:</w:t>
+      </w:r>
+    </w:p>
+    <w:p>
+      <w:pPr>
+        <w:pStyle w:val="SourceCode"/>
+      </w:pPr>
+      <w:r>
+        <w:rPr>
+          <w:rStyle w:val="FunctionTok"/>
+        </w:rPr>
+        <w:t xml:space="preserve">ellipse</w:t>
+      </w:r>
+      <w:r>
+        <w:rPr>
+          <w:rStyle w:val="OperatorTok"/>
+        </w:rPr>
+        <w:t xml:space="preserve">(</w:t>
+      </w:r>
+      <w:r>
+        <w:rPr>
+          <w:rStyle w:val="DecValTok"/>
+        </w:rPr>
+        <w:t xml:space="preserve">388</w:t>
+      </w:r>
+      <w:r>
+        <w:rPr>
+          <w:rStyle w:val="OperatorTok"/>
+        </w:rPr>
+        <w:t xml:space="preserve">,</w:t>
+      </w:r>
+      <w:r>
+        <w:rPr>
+          <w:rStyle w:val="NormalTok"/>
+        </w:rPr>
+        <w:t xml:space="preserve"> </w:t>
+      </w:r>
+      <w:r>
+        <w:rPr>
+          <w:rStyle w:val="DecValTok"/>
+        </w:rPr>
+        <w:t xml:space="preserve">292</w:t>
+      </w:r>
+      <w:r>
+        <w:rPr>
+          <w:rStyle w:val="OperatorTok"/>
+        </w:rPr>
+        <w:t xml:space="preserve">,</w:t>
+      </w:r>
+      <w:r>
+        <w:rPr>
+          <w:rStyle w:val="NormalTok"/>
+        </w:rPr>
+        <w:t xml:space="preserve"> </w:t>
+      </w:r>
+      <w:r>
+        <w:rPr>
+          <w:rStyle w:val="DecValTok"/>
+        </w:rPr>
+        <w:t xml:space="preserve">16</w:t>
+      </w:r>
+      <w:r>
+        <w:rPr>
+          <w:rStyle w:val="OperatorTok"/>
+        </w:rPr>
+        <w:t xml:space="preserve">,</w:t>
+      </w:r>
+      <w:r>
+        <w:rPr>
+          <w:rStyle w:val="NormalTok"/>
+        </w:rPr>
+        <w:t xml:space="preserve"> </w:t>
+      </w:r>
+      <w:r>
+        <w:rPr>
+          <w:rStyle w:val="DecValTok"/>
+        </w:rPr>
+        <w:t xml:space="preserve">16</w:t>
+      </w:r>
+      <w:r>
+        <w:rPr>
+          <w:rStyle w:val="OperatorTok"/>
+        </w:rPr>
+        <w:t xml:space="preserve">);</w:t>
+      </w:r>
+    </w:p>
+    <w:p>
+      <w:pPr>
+        <w:pStyle w:val="KeepWithNext"/>
+      </w:pPr>
+      <w:r>
+        <w:t xml:space="preserve">Run it.</w:t>
+      </w:r>
+    </w:p>
+    <w:tbl>
+      <w:tblPr>
+        <w:tblW w:w="9360" w:type="dxa"/>
+        <w:tblInd w:w="92" w:type="dxa"/>
+        <w:tblLayout w:type="fixed"/>
+        <w:tblBorders>
+          <w:top w:val="nil"/>
+          <w:left w:val="nil"/>
+          <w:bottom w:val="nil"/>
+          <w:right w:val="nil"/>
+          <w:insideH w:val="nil"/>
+          <w:insideV w:val="nil"/>
+        </w:tblBorders>
+        <w:tblCellMar>
+          <w:top w:w="0" w:type="dxa"/>
+          <w:left w:w="200" w:type="dxa"/>
+          <w:bottom w:w="0" w:type="dxa"/>
+          <w:right w:w="200" w:type="dxa"/>
+        </w:tblCellMar>
+        <w:tblLook w:val="0000" w:firstRow="0" w:lastRow="0" w:firstColumn="0" w:lastColumn="0" w:noHBand="1" w:noVBand="1"/>
+      </w:tblPr>
+      <w:tblGrid>
+        <w:gridCol w:w="9360"/>
+      </w:tblGrid>
+      <w:tr>
+        <w:trPr>
+          <w:cantSplit/>
+        </w:trPr>
+        <w:tc>
+          <w:tcPr>
+            <w:tcW w:w="9360" w:type="dxa"/>
+            <w:tcBorders>
+              <w:top w:val="single" w:sz="4" w:space="0" w:color="C2E6D1"/>
+              <w:left w:val="single" w:sz="36" w:space="0" w:color="1D7A44"/>
+              <w:bottom w:val="single" w:sz="4" w:space="0" w:color="C2E6D1"/>
+              <w:right w:val="single" w:sz="4" w:space="0" w:color="C2E6D1"/>
+            </w:tcBorders>
+            <w:shd w:val="clear" w:color="auto" w:fill="F1FBF5"/>
+            <w:tcMar>
+              <w:top w:w="60" w:type="dxa"/>
+              <w:bottom w:w="60" w:type="dxa"/>
+            </w:tcMar>
+          </w:tcPr>
+          <w:p>
+            <w:pPr>
+              <w:pStyle w:val="FirstParagraph"/>
+            </w:pPr>
+            <w:r>
+              <w:rPr>
+                <w:b/>
+                <w:bCs/>
+              </w:rPr>
+              <w:t xml:space="preserve">Check.</w:t>
+            </w:r>
+            <w:r>
+              <w:t xml:space="preserve">  Your character looks exactly the same as before.</w:t>
+            </w:r>
+          </w:p>
+        </w:tc>
+      </w:tr>
+    </w:tbl>
+    <w:p>
+      <w:pPr>
+        <w:spacing w:before="0" w:after="0" w:line="120" w:lineRule="exact"/>
+      </w:pPr>
+    </w:p>
+    <w:p>
+      <w:pPr>
+        <w:pStyle w:val="KeepWithNext"/>
+      </w:pPr>
+      <w:r>
+        <w:t xml:space="preserve">Now change the main tab to</w:t>
+      </w:r>
+      <w:r>
+        <w:t xml:space="preserve"> </w:t>
+      </w:r>
+      <w:r>
+        <w:rPr>
+          <w:rStyle w:val="VerbatimChar"/>
+        </w:rPr>
+        <w:t xml:space="preserve">200, 150</w:t>
+      </w:r>
+      <w:r>
+        <w:t xml:space="preserve"> </w:t>
+      </w:r>
+      <w:r>
+        <w:t xml:space="preserve">again, and run.</w:t>
       </w:r>
     </w:p>
     <w:tbl>
@@ -6453,7 +7881,13 @@
               <w:t xml:space="preserve">Check.</w:t>
             </w:r>
             <w:r>
-              <w:t xml:space="preserve">  A plain blue circle again, and this time the outline's gone too.</w:t>
+              <w:t xml:space="preserve">  The face moves up to the top-left.  One white eye stays behind in</w:t>
+            </w:r>
+            <w:r>
+              <w:t xml:space="preserve"> </w:t>
+            </w:r>
+            <w:r>
+              <w:t xml:space="preserve">the middle of the window.</w:t>
             </w:r>
           </w:p>
         </w:tc>
@@ -6471,973 +7905,20 @@
       <w:r>
         <w:drawing>
           <wp:inline>
-            <wp:extent cx="3108960" cy="2152356"/>
+            <wp:extent cx="3108960" cy="2331720"/>
             <wp:effectExtent b="0" l="0" r="0" t="0"/>
-            <wp:docPr descr="" title="" id="22" name="Picture"/>
+            <wp:docPr descr="" title="" id="41" name="Picture"/>
             <a:graphic>
               <a:graphicData uri="http://schemas.openxmlformats.org/drawingml/2006/picture">
                 <pic:pic>
                   <pic:nvPicPr>
-                    <pic:cNvPr descr="lessons/chapters\screenshots/ch02_BodyLast.png" id="23" name="Picture"/>
+                    <pic:cNvPr descr="lessons/chapters/screenshots/ch02_FixedEyeMoved.png" id="42" name="Picture"/>
                     <pic:cNvPicPr>
                       <a:picLocks noChangeArrowheads="1" noChangeAspect="1"/>
                     </pic:cNvPicPr>
                   </pic:nvPicPr>
                   <pic:blipFill>
-                    <a:blip r:embed="rId21"/>
-                    <a:stretch>
-                      <a:fillRect/>
-                    </a:stretch>
-                  </pic:blipFill>
-                  <pic:spPr bwMode="auto">
-                    <a:xfrm>
-                      <a:off x="0" y="0"/>
-                      <a:ext cx="3108960" cy="2152356"/>
-                    </a:xfrm>
-                    <a:prstGeom prst="rect">
-                      <a:avLst/>
-                    </a:prstGeom>
-                    <a:noFill/>
-                    <a:ln w="9525">
-                      <a:solidFill>
-                        <a:srgbClr val="C9D8E8"/>
-                      </a:solidFill>
-                      <a:headEnd/>
-                      <a:tailEnd/>
-                    </a:ln>
-                  </pic:spPr>
-                </pic:pic>
-              </a:graphicData>
-            </a:graphic>
-          </wp:inline>
-        </w:drawing>
-      </w:r>
-    </w:p>
-    <w:p>
-      <w:pPr>
-        <w:pStyle w:val="ScreenshotCaption"/>
-      </w:pPr>
-      <w:r>
-        <w:t xml:space="preserve">The body, painted over the face.</w:t>
-      </w:r>
-    </w:p>
-    <w:p>
-      <w:pPr>
-        <w:pStyle w:val="BodyText"/>
-      </w:pPr>
-      <w:r>
-        <w:t xml:space="preserve">The face is still there, under the body.  Shapes stack, so the body you drew</w:t>
-      </w:r>
-      <w:r>
-        <w:t xml:space="preserve"> </w:t>
-      </w:r>
-      <w:r>
-        <w:t xml:space="preserve">last covered everything you drew before it.  The outline is missing because the</w:t>
-      </w:r>
-      <w:r>
-        <w:t xml:space="preserve"> </w:t>
-      </w:r>
-      <w:r>
-        <w:t xml:space="preserve">body's own</w:t>
-      </w:r>
-      <w:r>
-        <w:t xml:space="preserve"> </w:t>
-      </w:r>
-      <w:r>
-        <w:rPr>
-          <w:rStyle w:val="VerbatimChar"/>
-        </w:rPr>
-        <w:t xml:space="preserve">noStroke()</w:t>
-      </w:r>
-      <w:r>
-        <w:t xml:space="preserve"> </w:t>
-      </w:r>
-      <w:r>
-        <w:t xml:space="preserve">comes right before it.</w:t>
-      </w:r>
-    </w:p>
-    <w:p>
-      <w:pPr>
-        <w:pStyle w:val="KeepWithNext"/>
-      </w:pPr>
-      <w:r>
-        <w:rPr>
-          <w:b/>
-          <w:bCs/>
-        </w:rPr>
-        <w:t xml:space="preserve">Build it.</w:t>
-      </w:r>
-      <w:r>
-        <w:t xml:space="preserve">  Put the body lines back at the top, and run.</w:t>
-      </w:r>
-    </w:p>
-    <w:tbl>
-      <w:tblPr>
-        <w:tblW w:w="9360" w:type="dxa"/>
-        <w:tblInd w:w="92" w:type="dxa"/>
-        <w:tblLayout w:type="fixed"/>
-        <w:tblBorders>
-          <w:top w:val="nil"/>
-          <w:left w:val="nil"/>
-          <w:bottom w:val="nil"/>
-          <w:right w:val="nil"/>
-          <w:insideH w:val="nil"/>
-          <w:insideV w:val="nil"/>
-        </w:tblBorders>
-        <w:tblCellMar>
-          <w:top w:w="0" w:type="dxa"/>
-          <w:left w:w="200" w:type="dxa"/>
-          <w:bottom w:w="0" w:type="dxa"/>
-          <w:right w:w="200" w:type="dxa"/>
-        </w:tblCellMar>
-        <w:tblLook w:val="0000" w:firstRow="0" w:lastRow="0" w:firstColumn="0" w:lastColumn="0" w:noHBand="1" w:noVBand="1"/>
-      </w:tblPr>
-      <w:tblGrid>
-        <w:gridCol w:w="9360"/>
-      </w:tblGrid>
-      <w:tr>
-        <w:trPr>
-          <w:cantSplit/>
-        </w:trPr>
-        <w:tc>
-          <w:tcPr>
-            <w:tcW w:w="9360" w:type="dxa"/>
-            <w:tcBorders>
-              <w:top w:val="single" w:sz="4" w:space="0" w:color="F0C9C4"/>
-              <w:left w:val="single" w:sz="36" w:space="0" w:color="B4382C"/>
-              <w:bottom w:val="single" w:sz="4" w:space="0" w:color="F0C9C4"/>
-              <w:right w:val="single" w:sz="4" w:space="0" w:color="F0C9C4"/>
-            </w:tcBorders>
-            <w:shd w:val="clear" w:color="auto" w:fill="FDF2F1"/>
-            <w:tcMar>
-              <w:top w:w="60" w:type="dxa"/>
-              <w:bottom w:w="60" w:type="dxa"/>
-            </w:tcMar>
-          </w:tcPr>
-          <w:p>
-            <w:pPr>
-              <w:pStyle w:val="BodyText"/>
-            </w:pPr>
-            <w:r>
-              <w:rPr>
-                <w:b/>
-                <w:bCs/>
-              </w:rPr>
-              <w:t xml:space="preserve">Watch out.</w:t>
-            </w:r>
-            <w:r>
-              <w:t xml:space="preserve">  Leave out</w:t>
-            </w:r>
-            <w:r>
-              <w:t xml:space="preserve"> </w:t>
-            </w:r>
-            <w:r>
-              <w:rPr>
-                <w:rStyle w:val="VerbatimChar"/>
-              </w:rPr>
-              <w:t xml:space="preserve">noFill()</w:t>
-            </w:r>
-            <w:r>
-              <w:t xml:space="preserve"> </w:t>
-            </w:r>
-            <w:r>
-              <w:t xml:space="preserve">before the</w:t>
-            </w:r>
-            <w:r>
-              <w:t xml:space="preserve"> </w:t>
-            </w:r>
-            <w:r>
-              <w:rPr>
-                <w:rStyle w:val="VerbatimChar"/>
-              </w:rPr>
-              <w:t xml:space="preserve">arc</w:t>
-            </w:r>
-            <w:r>
-              <w:t xml:space="preserve">, and the smile fills in</w:t>
-            </w:r>
-            <w:r>
-              <w:t xml:space="preserve"> </w:t>
-            </w:r>
-            <w:r>
-              <w:t xml:space="preserve">with the pupils' dark grey.  You get an open mouth.  Maybe you wanted one.</w:t>
-            </w:r>
-          </w:p>
-        </w:tc>
-      </w:tr>
-    </w:tbl>
-    <w:p>
-      <w:pPr>
-        <w:spacing w:before="0" w:after="0" w:line="120" w:lineRule="exact"/>
-      </w:pPr>
-    </w:p>
-    <w:p>
-      <w:pPr>
-        <w:pStyle w:val="Screenshot"/>
-      </w:pPr>
-      <w:r>
-        <w:drawing>
-          <wp:inline>
-            <wp:extent cx="3108960" cy="2152356"/>
-            <wp:effectExtent b="0" l="0" r="0" t="0"/>
-            <wp:docPr descr="" title="" id="25" name="Picture"/>
-            <a:graphic>
-              <a:graphicData uri="http://schemas.openxmlformats.org/drawingml/2006/picture">
-                <pic:pic>
-                  <pic:nvPicPr>
-                    <pic:cNvPr descr="lessons/chapters\screenshots/ch02_NoNoFill.png" id="26" name="Picture"/>
-                    <pic:cNvPicPr>
-                      <a:picLocks noChangeArrowheads="1" noChangeAspect="1"/>
-                    </pic:cNvPicPr>
-                  </pic:nvPicPr>
-                  <pic:blipFill>
-                    <a:blip r:embed="rId24"/>
-                    <a:stretch>
-                      <a:fillRect/>
-                    </a:stretch>
-                  </pic:blipFill>
-                  <pic:spPr bwMode="auto">
-                    <a:xfrm>
-                      <a:off x="0" y="0"/>
-                      <a:ext cx="3108960" cy="2152356"/>
-                    </a:xfrm>
-                    <a:prstGeom prst="rect">
-                      <a:avLst/>
-                    </a:prstGeom>
-                    <a:noFill/>
-                    <a:ln w="9525">
-                      <a:solidFill>
-                        <a:srgbClr val="C9D8E8"/>
-                      </a:solidFill>
-                      <a:headEnd/>
-                      <a:tailEnd/>
-                    </a:ln>
-                  </pic:spPr>
-                </pic:pic>
-              </a:graphicData>
-            </a:graphic>
-          </wp:inline>
-        </w:drawing>
-      </w:r>
-    </w:p>
-    <w:p>
-      <w:pPr>
-        <w:pStyle w:val="ScreenshotCaption"/>
-      </w:pPr>
-      <w:r>
-        <w:t xml:space="preserve">The smile without</w:t>
-      </w:r>
-      <w:r>
-        <w:t xml:space="preserve"> </w:t>
-      </w:r>
-      <w:r>
-        <w:rPr>
-          <w:rStyle w:val="VerbatimChar"/>
-        </w:rPr>
-        <w:t xml:space="preserve">noFill()</w:t>
-      </w:r>
-      <w:r>
-        <w:t xml:space="preserve">.</w:t>
-      </w:r>
-    </w:p>
-    <w:bookmarkEnd w:id="27"/>
-    <w:bookmarkEnd w:id="28"/>
-    <w:bookmarkStart w:id="48" w:name="X3adc27aa8a8c484d337c472839ed1a5b14f7317"/>
-    <w:p>
-      <w:pPr>
-        <w:pStyle w:val="Heading1"/>
-      </w:pPr>
-      <w:r>
-        <w:t xml:space="preserve">Part Three - Measure from the belly button</w:t>
-      </w:r>
-    </w:p>
-    <w:p>
-      <w:pPr>
-        <w:pStyle w:val="FirstParagraph"/>
-      </w:pPr>
-      <w:r>
-        <w:t xml:space="preserve">Every shape in your character is placed from</w:t>
-      </w:r>
-      <w:r>
-        <w:t xml:space="preserve"> </w:t>
-      </w:r>
-      <w:r>
-        <w:rPr>
-          <w:rStyle w:val="VerbatimChar"/>
-        </w:rPr>
-        <w:t xml:space="preserve">pos.x</w:t>
-      </w:r>
-      <w:r>
-        <w:t xml:space="preserve"> </w:t>
-      </w:r>
-      <w:r>
-        <w:t xml:space="preserve">and</w:t>
-      </w:r>
-      <w:r>
-        <w:t xml:space="preserve"> </w:t>
-      </w:r>
-      <w:r>
-        <w:rPr>
-          <w:rStyle w:val="VerbatimChar"/>
-        </w:rPr>
-        <w:t xml:space="preserve">pos.y</w:t>
-      </w:r>
-      <w:r>
-        <w:t xml:space="preserve">. </w:t>
-      </w:r>
-      <w:r>
-        <w:t xml:space="preserve"> </w:t>
-      </w:r>
-      <w:r>
-        <w:rPr>
-          <w:rStyle w:val="VerbatimChar"/>
-        </w:rPr>
-        <w:t xml:space="preserve">pos</w:t>
-      </w:r>
-      <w:r>
-        <w:t xml:space="preserve"> </w:t>
-      </w:r>
-      <w:r>
-        <w:t xml:space="preserve">is your</w:t>
-      </w:r>
-      <w:r>
-        <w:t xml:space="preserve"> </w:t>
-      </w:r>
-      <w:r>
-        <w:t xml:space="preserve">character's position, one of the properties it got from Blob, and it's the</w:t>
-      </w:r>
-      <w:r>
-        <w:t xml:space="preserve"> </w:t>
-      </w:r>
-      <w:r>
-        <w:t xml:space="preserve">center of your character.</w:t>
-      </w:r>
-    </w:p>
-    <w:p>
-      <w:pPr>
-        <w:pStyle w:val="BodyText"/>
-      </w:pPr>
-      <w:r>
-        <w:t xml:space="preserve">Think of</w:t>
-      </w:r>
-      <w:r>
-        <w:t xml:space="preserve"> </w:t>
-      </w:r>
-      <w:r>
-        <w:rPr>
-          <w:rStyle w:val="VerbatimChar"/>
-        </w:rPr>
-        <w:t xml:space="preserve">pos.x, pos.y</w:t>
-      </w:r>
-      <w:r>
-        <w:t xml:space="preserve"> </w:t>
-      </w:r>
-      <w:r>
-        <w:t xml:space="preserve">as your character's belly button.  Every shape you draw</w:t>
-      </w:r>
-      <w:r>
-        <w:t xml:space="preserve"> </w:t>
-      </w:r>
-      <w:r>
-        <w:t xml:space="preserve">is measured from there.</w:t>
-      </w:r>
-    </w:p>
-    <w:p>
-      <w:pPr>
-        <w:pStyle w:val="Compact"/>
-        <w:numPr>
-          <w:ilvl w:val="0"/>
-          <w:numId w:val="1002"/>
-        </w:numPr>
-      </w:pPr>
-      <w:r>
-        <w:rPr>
-          <w:b/>
-          <w:bCs/>
-        </w:rPr>
-        <w:t xml:space="preserve">Minus x</w:t>
-      </w:r>
-      <w:r>
-        <w:t xml:space="preserve"> </w:t>
-      </w:r>
-      <w:r>
-        <w:t xml:space="preserve">moves a shape left. </w:t>
-      </w:r>
-      <w:r>
-        <w:t xml:space="preserve"> </w:t>
-      </w:r>
-      <w:r>
-        <w:rPr>
-          <w:b/>
-          <w:bCs/>
-        </w:rPr>
-        <w:t xml:space="preserve">Plus x</w:t>
-      </w:r>
-      <w:r>
-        <w:t xml:space="preserve"> </w:t>
-      </w:r>
-      <w:r>
-        <w:t xml:space="preserve">moves it right.</w:t>
-      </w:r>
-    </w:p>
-    <w:p>
-      <w:pPr>
-        <w:pStyle w:val="Compact"/>
-        <w:numPr>
-          <w:ilvl w:val="0"/>
-          <w:numId w:val="1002"/>
-        </w:numPr>
-      </w:pPr>
-      <w:r>
-        <w:rPr>
-          <w:b/>
-          <w:bCs/>
-        </w:rPr>
-        <w:t xml:space="preserve">Minus y</w:t>
-      </w:r>
-      <w:r>
-        <w:t xml:space="preserve"> </w:t>
-      </w:r>
-      <w:r>
-        <w:t xml:space="preserve">moves a shape up. </w:t>
-      </w:r>
-      <w:r>
-        <w:t xml:space="preserve"> </w:t>
-      </w:r>
-      <w:r>
-        <w:rPr>
-          <w:b/>
-          <w:bCs/>
-        </w:rPr>
-        <w:t xml:space="preserve">Plus y</w:t>
-      </w:r>
-      <w:r>
-        <w:t xml:space="preserve"> </w:t>
-      </w:r>
-      <w:r>
-        <w:t xml:space="preserve">moves it down.</w:t>
-      </w:r>
-    </w:p>
-    <w:p>
-      <w:pPr>
-        <w:pStyle w:val="FirstParagraph"/>
-      </w:pPr>
-      <w:r>
-        <w:t xml:space="preserve">Yes, up is minus.  Screens are strange that way.</w:t>
-      </w:r>
-    </w:p>
-    <w:p>
-      <w:pPr>
-        <w:pStyle w:val="BodyText"/>
-      </w:pPr>
-      <w:r>
-        <w:t xml:space="preserve">So</w:t>
-      </w:r>
-      <w:r>
-        <w:t xml:space="preserve"> </w:t>
-      </w:r>
-      <w:r>
-        <w:rPr>
-          <w:rStyle w:val="VerbatimChar"/>
-        </w:rPr>
-        <w:t xml:space="preserve">ellipse(pos.x - 12, pos.y - 8, 16, 16)</w:t>
-      </w:r>
-      <w:r>
-        <w:t xml:space="preserve"> </w:t>
-      </w:r>
-      <w:r>
-        <w:t xml:space="preserve">is an eye 12 pixels left of the</w:t>
-      </w:r>
-      <w:r>
-        <w:t xml:space="preserve"> </w:t>
-      </w:r>
-      <w:r>
-        <w:t xml:space="preserve">belly button and 8 pixels up.</w:t>
-      </w:r>
-    </w:p>
-    <w:bookmarkStart w:id="29" w:name="step-3---a-new-body-color"/>
-    <w:p>
-      <w:pPr>
-        <w:pStyle w:val="Heading2"/>
-      </w:pPr>
-      <w:r>
-        <w:t xml:space="preserve">Step 3 - A new body color</w:t>
-      </w:r>
-    </w:p>
-    <w:p>
-      <w:pPr>
-        <w:pStyle w:val="KeepWithNext"/>
-      </w:pPr>
-      <w:r>
-        <w:rPr>
-          <w:b/>
-          <w:bCs/>
-        </w:rPr>
-        <w:t xml:space="preserve">Build it.</w:t>
-      </w:r>
-      <w:r>
-        <w:t xml:space="preserve">  Find</w:t>
-      </w:r>
-      <w:r>
-        <w:t xml:space="preserve"> </w:t>
-      </w:r>
-      <w:r>
-        <w:rPr>
-          <w:rStyle w:val="VerbatimChar"/>
-        </w:rPr>
-        <w:t xml:space="preserve">fill(100, 180, 255)</w:t>
-      </w:r>
-      <w:r>
-        <w:t xml:space="preserve">, right above the body's</w:t>
-      </w:r>
-      <w:r>
-        <w:t xml:space="preserve"> </w:t>
-      </w:r>
-      <w:r>
-        <w:rPr>
-          <w:rStyle w:val="VerbatimChar"/>
-        </w:rPr>
-        <w:t xml:space="preserve">ellipse</w:t>
-      </w:r>
-      <w:r>
-        <w:t xml:space="preserve">, and</w:t>
-      </w:r>
-      <w:r>
-        <w:t xml:space="preserve"> </w:t>
-      </w:r>
-      <w:r>
-        <w:t xml:space="preserve">put in a color of your own.  The Color Selector works the same as in Chapter 1. </w:t>
-      </w:r>
-      <w:r>
-        <w:t xml:space="preserve"> </w:t>
-      </w:r>
-      <w:r>
-        <w:t xml:space="preserve">Run.</w:t>
-      </w:r>
-    </w:p>
-    <w:tbl>
-      <w:tblPr>
-        <w:tblW w:w="9360" w:type="dxa"/>
-        <w:tblInd w:w="92" w:type="dxa"/>
-        <w:tblLayout w:type="fixed"/>
-        <w:tblBorders>
-          <w:top w:val="nil"/>
-          <w:left w:val="nil"/>
-          <w:bottom w:val="nil"/>
-          <w:right w:val="nil"/>
-          <w:insideH w:val="nil"/>
-          <w:insideV w:val="nil"/>
-        </w:tblBorders>
-        <w:tblCellMar>
-          <w:top w:w="0" w:type="dxa"/>
-          <w:left w:w="200" w:type="dxa"/>
-          <w:bottom w:w="0" w:type="dxa"/>
-          <w:right w:w="200" w:type="dxa"/>
-        </w:tblCellMar>
-        <w:tblLook w:val="0000" w:firstRow="0" w:lastRow="0" w:firstColumn="0" w:lastColumn="0" w:noHBand="1" w:noVBand="1"/>
-      </w:tblPr>
-      <w:tblGrid>
-        <w:gridCol w:w="9360"/>
-      </w:tblGrid>
-      <w:tr>
-        <w:trPr>
-          <w:cantSplit/>
-        </w:trPr>
-        <w:tc>
-          <w:tcPr>
-            <w:tcW w:w="9360" w:type="dxa"/>
-            <w:tcBorders>
-              <w:top w:val="single" w:sz="4" w:space="0" w:color="C2E6D1"/>
-              <w:left w:val="single" w:sz="36" w:space="0" w:color="1D7A44"/>
-              <w:bottom w:val="single" w:sz="4" w:space="0" w:color="C2E6D1"/>
-              <w:right w:val="single" w:sz="4" w:space="0" w:color="C2E6D1"/>
-            </w:tcBorders>
-            <w:shd w:val="clear" w:color="auto" w:fill="F1FBF5"/>
-            <w:tcMar>
-              <w:top w:w="60" w:type="dxa"/>
-              <w:bottom w:w="60" w:type="dxa"/>
-            </w:tcMar>
-          </w:tcPr>
-          <w:p>
-            <w:pPr>
-              <w:pStyle w:val="BodyText"/>
-            </w:pPr>
-            <w:r>
-              <w:rPr>
-                <w:b/>
-                <w:bCs/>
-              </w:rPr>
-              <w:t xml:space="preserve">Check.</w:t>
-            </w:r>
-            <w:r>
-              <w:t xml:space="preserve">  The body changes color.  The eyes and the smile have their own</w:t>
-            </w:r>
-            <w:r>
-              <w:t xml:space="preserve"> </w:t>
-            </w:r>
-            <w:r>
-              <w:rPr>
-                <w:rStyle w:val="VerbatimChar"/>
-              </w:rPr>
-              <w:t xml:space="preserve">fill</w:t>
-            </w:r>
-            <w:r>
-              <w:t xml:space="preserve"> </w:t>
-            </w:r>
-            <w:r>
-              <w:t xml:space="preserve">and</w:t>
-            </w:r>
-            <w:r>
-              <w:t xml:space="preserve"> </w:t>
-            </w:r>
-            <w:r>
-              <w:rPr>
-                <w:rStyle w:val="VerbatimChar"/>
-              </w:rPr>
-              <w:t xml:space="preserve">stroke</w:t>
-            </w:r>
-            <w:r>
-              <w:t xml:space="preserve">, so they look just as they did.</w:t>
-            </w:r>
-          </w:p>
-        </w:tc>
-      </w:tr>
-    </w:tbl>
-    <w:p>
-      <w:pPr>
-        <w:spacing w:before="0" w:after="0" w:line="120" w:lineRule="exact"/>
-      </w:pPr>
-    </w:p>
-    <w:bookmarkEnd w:id="29"/>
-    <w:bookmarkStart w:id="33" w:name="step-4---slide-an-eye"/>
-    <w:p>
-      <w:pPr>
-        <w:pStyle w:val="Heading2"/>
-      </w:pPr>
-      <w:r>
-        <w:t xml:space="preserve">Step 4 - Slide an eye</w:t>
-      </w:r>
-    </w:p>
-    <w:p>
-      <w:pPr>
-        <w:pStyle w:val="KeepWithNext"/>
-      </w:pPr>
-      <w:r>
-        <w:rPr>
-          <w:b/>
-          <w:bCs/>
-        </w:rPr>
-        <w:t xml:space="preserve">Build it.</w:t>
-      </w:r>
-      <w:r>
-        <w:t xml:space="preserve">  The left eye is the two lines with</w:t>
-      </w:r>
-      <w:r>
-        <w:t xml:space="preserve"> </w:t>
-      </w:r>
-      <w:r>
-        <w:rPr>
-          <w:rStyle w:val="VerbatimChar"/>
-        </w:rPr>
-        <w:t xml:space="preserve">pos.x - 12</w:t>
-      </w:r>
-      <w:r>
-        <w:t xml:space="preserve">:  its white and</w:t>
-      </w:r>
-      <w:r>
-        <w:t xml:space="preserve"> </w:t>
-      </w:r>
-      <w:r>
-        <w:t xml:space="preserve">its pupil.  Change both to</w:t>
-      </w:r>
-      <w:r>
-        <w:t xml:space="preserve"> </w:t>
-      </w:r>
-      <w:r>
-        <w:rPr>
-          <w:rStyle w:val="VerbatimChar"/>
-        </w:rPr>
-        <w:t xml:space="preserve">pos.x - 20</w:t>
-      </w:r>
-      <w:r>
-        <w:t xml:space="preserve">, and run.</w:t>
-      </w:r>
-    </w:p>
-    <w:tbl>
-      <w:tblPr>
-        <w:tblW w:w="9360" w:type="dxa"/>
-        <w:tblInd w:w="92" w:type="dxa"/>
-        <w:tblLayout w:type="fixed"/>
-        <w:tblBorders>
-          <w:top w:val="nil"/>
-          <w:left w:val="nil"/>
-          <w:bottom w:val="nil"/>
-          <w:right w:val="nil"/>
-          <w:insideH w:val="nil"/>
-          <w:insideV w:val="nil"/>
-        </w:tblBorders>
-        <w:tblCellMar>
-          <w:top w:w="0" w:type="dxa"/>
-          <w:left w:w="200" w:type="dxa"/>
-          <w:bottom w:w="0" w:type="dxa"/>
-          <w:right w:w="200" w:type="dxa"/>
-        </w:tblCellMar>
-        <w:tblLook w:val="0000" w:firstRow="0" w:lastRow="0" w:firstColumn="0" w:lastColumn="0" w:noHBand="1" w:noVBand="1"/>
-      </w:tblPr>
-      <w:tblGrid>
-        <w:gridCol w:w="9360"/>
-      </w:tblGrid>
-      <w:tr>
-        <w:trPr>
-          <w:cantSplit/>
-        </w:trPr>
-        <w:tc>
-          <w:tcPr>
-            <w:tcW w:w="9360" w:type="dxa"/>
-            <w:tcBorders>
-              <w:top w:val="single" w:sz="4" w:space="0" w:color="C2E6D1"/>
-              <w:left w:val="single" w:sz="36" w:space="0" w:color="1D7A44"/>
-              <w:bottom w:val="single" w:sz="4" w:space="0" w:color="C2E6D1"/>
-              <w:right w:val="single" w:sz="4" w:space="0" w:color="C2E6D1"/>
-            </w:tcBorders>
-            <w:shd w:val="clear" w:color="auto" w:fill="F1FBF5"/>
-            <w:tcMar>
-              <w:top w:w="60" w:type="dxa"/>
-              <w:bottom w:w="60" w:type="dxa"/>
-            </w:tcMar>
-          </w:tcPr>
-          <w:p>
-            <w:pPr>
-              <w:pStyle w:val="BodyText"/>
-            </w:pPr>
-            <w:r>
-              <w:rPr>
-                <w:b/>
-                <w:bCs/>
-              </w:rPr>
-              <w:t xml:space="preserve">Check.</w:t>
-            </w:r>
-            <w:r>
-              <w:t xml:space="preserve">  The left eye slides out toward the edge of the face.</w:t>
-            </w:r>
-          </w:p>
-        </w:tc>
-      </w:tr>
-    </w:tbl>
-    <w:p>
-      <w:pPr>
-        <w:spacing w:before="0" w:after="0" w:line="120" w:lineRule="exact"/>
-      </w:pPr>
-    </w:p>
-    <w:p>
-      <w:pPr>
-        <w:pStyle w:val="Screenshot"/>
-      </w:pPr>
-      <w:r>
-        <w:drawing>
-          <wp:inline>
-            <wp:extent cx="3108960" cy="2152356"/>
-            <wp:effectExtent b="0" l="0" r="0" t="0"/>
-            <wp:docPr descr="" title="" id="31" name="Picture"/>
-            <a:graphic>
-              <a:graphicData uri="http://schemas.openxmlformats.org/drawingml/2006/picture">
-                <pic:pic>
-                  <pic:nvPicPr>
-                    <pic:cNvPr descr="lessons/chapters\screenshots/ch02_EyeSlide.png" id="32" name="Picture"/>
-                    <pic:cNvPicPr>
-                      <a:picLocks noChangeArrowheads="1" noChangeAspect="1"/>
-                    </pic:cNvPicPr>
-                  </pic:nvPicPr>
-                  <pic:blipFill>
-                    <a:blip r:embed="rId30"/>
-                    <a:stretch>
-                      <a:fillRect/>
-                    </a:stretch>
-                  </pic:blipFill>
-                  <pic:spPr bwMode="auto">
-                    <a:xfrm>
-                      <a:off x="0" y="0"/>
-                      <a:ext cx="3108960" cy="2152356"/>
-                    </a:xfrm>
-                    <a:prstGeom prst="rect">
-                      <a:avLst/>
-                    </a:prstGeom>
-                    <a:noFill/>
-                    <a:ln w="9525">
-                      <a:solidFill>
-                        <a:srgbClr val="C9D8E8"/>
-                      </a:solidFill>
-                      <a:headEnd/>
-                      <a:tailEnd/>
-                    </a:ln>
-                  </pic:spPr>
-                </pic:pic>
-              </a:graphicData>
-            </a:graphic>
-          </wp:inline>
-        </w:drawing>
-      </w:r>
-    </w:p>
-    <w:p>
-      <w:pPr>
-        <w:pStyle w:val="ScreenshotCaption"/>
-      </w:pPr>
-      <w:r>
-        <w:t xml:space="preserve">The left eye, 20 pixels left of center.</w:t>
-      </w:r>
-    </w:p>
-    <w:p>
-      <w:pPr>
-        <w:pStyle w:val="BodyText"/>
-      </w:pPr>
-      <w:r>
-        <w:t xml:space="preserve">Put it wherever you like it.</w:t>
-      </w:r>
-    </w:p>
-    <w:bookmarkEnd w:id="33"/>
-    <w:bookmarkStart w:id="37" w:name="step-5---start-somewhere-else"/>
-    <w:p>
-      <w:pPr>
-        <w:pStyle w:val="Heading2"/>
-      </w:pPr>
-      <w:r>
-        <w:t xml:space="preserve">Step 5 - Start somewhere else</w:t>
-      </w:r>
-    </w:p>
-    <w:p>
-      <w:pPr>
-        <w:pStyle w:val="KeepWithNext"/>
-      </w:pPr>
-      <w:r>
-        <w:rPr>
-          <w:b/>
-          <w:bCs/>
-        </w:rPr>
-        <w:t xml:space="preserve">Build it.</w:t>
-      </w:r>
-      <w:r>
-        <w:t xml:space="preserve">  In the main tab, change</w:t>
-      </w:r>
-      <w:r>
-        <w:t xml:space="preserve"> </w:t>
-      </w:r>
-      <w:r>
-        <w:rPr>
-          <w:rStyle w:val="VerbatimChar"/>
-        </w:rPr>
-        <w:t xml:space="preserve">width/2, height/2</w:t>
-      </w:r>
-      <w:r>
-        <w:t xml:space="preserve"> </w:t>
-      </w:r>
-      <w:r>
-        <w:t xml:space="preserve">to</w:t>
-      </w:r>
-      <w:r>
-        <w:t xml:space="preserve"> </w:t>
-      </w:r>
-      <w:r>
-        <w:rPr>
-          <w:rStyle w:val="VerbatimChar"/>
-        </w:rPr>
-        <w:t xml:space="preserve">200, 150</w:t>
-      </w:r>
-      <w:r>
-        <w:t xml:space="preserve">, and</w:t>
-      </w:r>
-      <w:r>
-        <w:t xml:space="preserve"> </w:t>
-      </w:r>
-      <w:r>
-        <w:t xml:space="preserve">run.</w:t>
-      </w:r>
-    </w:p>
-    <w:tbl>
-      <w:tblPr>
-        <w:tblW w:w="9360" w:type="dxa"/>
-        <w:tblInd w:w="92" w:type="dxa"/>
-        <w:tblLayout w:type="fixed"/>
-        <w:tblBorders>
-          <w:top w:val="nil"/>
-          <w:left w:val="nil"/>
-          <w:bottom w:val="nil"/>
-          <w:right w:val="nil"/>
-          <w:insideH w:val="nil"/>
-          <w:insideV w:val="nil"/>
-        </w:tblBorders>
-        <w:tblCellMar>
-          <w:top w:w="0" w:type="dxa"/>
-          <w:left w:w="200" w:type="dxa"/>
-          <w:bottom w:w="0" w:type="dxa"/>
-          <w:right w:w="200" w:type="dxa"/>
-        </w:tblCellMar>
-        <w:tblLook w:val="0000" w:firstRow="0" w:lastRow="0" w:firstColumn="0" w:lastColumn="0" w:noHBand="1" w:noVBand="1"/>
-      </w:tblPr>
-      <w:tblGrid>
-        <w:gridCol w:w="9360"/>
-      </w:tblGrid>
-      <w:tr>
-        <w:trPr>
-          <w:cantSplit/>
-        </w:trPr>
-        <w:tc>
-          <w:tcPr>
-            <w:tcW w:w="9360" w:type="dxa"/>
-            <w:tcBorders>
-              <w:top w:val="single" w:sz="4" w:space="0" w:color="C2E6D1"/>
-              <w:left w:val="single" w:sz="36" w:space="0" w:color="1D7A44"/>
-              <w:bottom w:val="single" w:sz="4" w:space="0" w:color="C2E6D1"/>
-              <w:right w:val="single" w:sz="4" w:space="0" w:color="C2E6D1"/>
-            </w:tcBorders>
-            <w:shd w:val="clear" w:color="auto" w:fill="F1FBF5"/>
-            <w:tcMar>
-              <w:top w:w="60" w:type="dxa"/>
-              <w:bottom w:w="60" w:type="dxa"/>
-            </w:tcMar>
-          </w:tcPr>
-          <w:p>
-            <w:pPr>
-              <w:pStyle w:val="BodyText"/>
-            </w:pPr>
-            <w:r>
-              <w:rPr>
-                <w:b/>
-                <w:bCs/>
-              </w:rPr>
-              <w:t xml:space="preserve">Check.</w:t>
-            </w:r>
-            <w:r>
-              <w:t xml:space="preserve">  The whole face is up near the top-left now, all in one piece.</w:t>
-            </w:r>
-          </w:p>
-        </w:tc>
-      </w:tr>
-    </w:tbl>
-    <w:p>
-      <w:pPr>
-        <w:spacing w:before="0" w:after="0" w:line="120" w:lineRule="exact"/>
-      </w:pPr>
-    </w:p>
-    <w:p>
-      <w:pPr>
-        <w:pStyle w:val="Screenshot"/>
-      </w:pPr>
-      <w:r>
-        <w:drawing>
-          <wp:inline>
-            <wp:extent cx="3108960" cy="2331720"/>
-            <wp:effectExtent b="0" l="0" r="0" t="0"/>
-            <wp:docPr descr="" title="" id="35" name="Picture"/>
-            <a:graphic>
-              <a:graphicData uri="http://schemas.openxmlformats.org/drawingml/2006/picture">
-                <pic:pic>
-                  <pic:nvPicPr>
-                    <pic:cNvPr descr="lessons/chapters\screenshots/ch02_Moved.png" id="36" name="Picture"/>
-                    <pic:cNvPicPr>
-                      <a:picLocks noChangeArrowheads="1" noChangeAspect="1"/>
-                    </pic:cNvPicPr>
-                  </pic:nvPicPr>
-                  <pic:blipFill>
-                    <a:blip r:embed="rId34"/>
+                    <a:blip r:embed="rId40"/>
                     <a:stretch>
                       <a:fillRect/>
                     </a:stretch>
@@ -7471,19 +7952,7 @@
         <w:pStyle w:val="ScreenshotCaption"/>
       </w:pPr>
       <w:r>
-        <w:t xml:space="preserve">Your character, starting at</w:t>
-      </w:r>
-      <w:r>
-        <w:t xml:space="preserve"> </w:t>
-      </w:r>
-      <w:r>
-        <w:rPr>
-          <w:rStyle w:val="VerbatimChar"/>
-        </w:rPr>
-        <w:t xml:space="preserve">(200, 150)</w:t>
-      </w:r>
-      <w:r>
-        <w:t xml:space="preserve">.</w:t>
+        <w:t xml:space="preserve">One eye didn't get the message.</w:t>
       </w:r>
     </w:p>
     <w:p>
@@ -7491,103 +7960,49 @@
         <w:pStyle w:val="BodyText"/>
       </w:pPr>
       <w:r>
-        <w:t xml:space="preserve">Every shape moved, because every shape is measured from the belly button, and</w:t>
-      </w:r>
-      <w:r>
-        <w:t xml:space="preserve"> </w:t>
-      </w:r>
-      <w:r>
-        <w:t xml:space="preserve">the belly button moved.</w:t>
-      </w:r>
-    </w:p>
-    <w:bookmarkEnd w:id="37"/>
-    <w:bookmarkStart w:id="41" w:name="step-6---the-eye-at-fixed-numbers"/>
-    <w:p>
-      <w:pPr>
-        <w:pStyle w:val="Heading2"/>
-      </w:pPr>
-      <w:r>
-        <w:t xml:space="preserve">Step 6 - The eye at fixed numbers</w:t>
-      </w:r>
-    </w:p>
-    <w:p>
-      <w:pPr>
-        <w:pStyle w:val="FirstParagraph"/>
-      </w:pPr>
-      <w:r>
-        <w:t xml:space="preserve">Here's an eye written another way.  Before you moved it, the character's belly</w:t>
-      </w:r>
-      <w:r>
-        <w:t xml:space="preserve"> </w:t>
-      </w:r>
-      <w:r>
-        <w:t xml:space="preserve">button was at</w:t>
-      </w:r>
-      <w:r>
-        <w:t xml:space="preserve"> </w:t>
-      </w:r>
-      <w:r>
-        <w:rPr>
-          <w:rStyle w:val="VerbatimChar"/>
-        </w:rPr>
-        <w:t xml:space="preserve">(400, 300)</w:t>
-      </w:r>
-      <w:r>
-        <w:t xml:space="preserve">.  So the left eye's white was at</w:t>
-      </w:r>
-      <w:r>
-        <w:t xml:space="preserve"> </w:t>
-      </w:r>
-      <w:r>
-        <w:rPr>
-          <w:rStyle w:val="VerbatimChar"/>
-        </w:rPr>
-        <w:t xml:space="preserve">400 - 12</w:t>
-      </w:r>
-      <w:r>
-        <w:t xml:space="preserve"> </w:t>
-      </w:r>
-      <w:r>
-        <w:t xml:space="preserve">and</w:t>
-      </w:r>
-      <w:r>
-        <w:t xml:space="preserve"> </w:t>
-      </w:r>
-      <w:r>
-        <w:rPr>
-          <w:rStyle w:val="VerbatimChar"/>
-        </w:rPr>
-        <w:t xml:space="preserve">300 - 8</w:t>
-      </w:r>
-      <w:r>
-        <w:t xml:space="preserve">, which is</w:t>
-      </w:r>
-      <w:r>
-        <w:t xml:space="preserve"> </w:t>
-      </w:r>
-      <w:r>
-        <w:rPr>
-          <w:rStyle w:val="VerbatimChar"/>
-        </w:rPr>
-        <w:t xml:space="preserve">(388, 292)</w:t>
-      </w:r>
-      <w:r>
-        <w:t xml:space="preserve">.</w:t>
-      </w:r>
-    </w:p>
-    <w:p>
-      <w:pPr>
-        <w:pStyle w:val="KeepWithNext"/>
-      </w:pPr>
+        <w:t xml:space="preserve">Why did that eye stay behind, when every other part of the face moved?  Make a</w:t>
+      </w:r>
+      <w:r>
+        <w:t xml:space="preserve"> </w:t>
+      </w:r>
+      <w:r>
+        <w:t xml:space="preserve">guess before you read on.</w:t>
+      </w:r>
+    </w:p>
+    <w:p>
+      <w:pPr>
+        <w:pStyle w:val="BodyText"/>
+      </w:pPr>
+      <w:r>
+        <w:t xml:space="preserve">Plain numbers nail a shape to one spot in the window.  It looks fine as long as</w:t>
+      </w:r>
+      <w:r>
+        <w:t xml:space="preserve"> </w:t>
+      </w:r>
+      <w:r>
+        <w:t xml:space="preserve">the character sits still, and today it does.  In Chapter 3 your character starts</w:t>
+      </w:r>
+      <w:r>
+        <w:t xml:space="preserve"> </w:t>
+      </w:r>
+      <w:r>
+        <w:t xml:space="preserve">moving, and a shape at plain numbers gets left behind.  So measure</w:t>
+      </w:r>
+      <w:r>
+        <w:t xml:space="preserve"> </w:t>
+      </w:r>
       <w:r>
         <w:rPr>
           <w:b/>
           <w:bCs/>
         </w:rPr>
-        <w:t xml:space="preserve">Build it.</w:t>
-      </w:r>
-      <w:r>
-        <w:t xml:space="preserve">  First, put the main tab back to</w:t>
+        <w:t xml:space="preserve">every</w:t>
+      </w:r>
+      <w:r>
+        <w:t xml:space="preserve"> </w:t>
+      </w:r>
+      <w:r>
+        <w:t xml:space="preserve">shape from</w:t>
       </w:r>
       <w:r>
         <w:t xml:space="preserve"> </w:t>
@@ -7596,10 +8011,13 @@
         <w:rPr>
           <w:rStyle w:val="VerbatimChar"/>
         </w:rPr>
-        <w:t xml:space="preserve">width/2, height/2</w:t>
-      </w:r>
-      <w:r>
-        <w:t xml:space="preserve">.  Then, in the</w:t>
+        <w:t xml:space="preserve">pos.x</w:t>
+      </w:r>
+      <w:r>
+        <w:t xml:space="preserve"> </w:t>
+      </w:r>
+      <w:r>
+        <w:t xml:space="preserve">and</w:t>
       </w:r>
       <w:r>
         <w:t xml:space="preserve"> </w:t>
@@ -7608,437 +8026,21 @@
         <w:rPr>
           <w:rStyle w:val="VerbatimChar"/>
         </w:rPr>
-        <w:t xml:space="preserve">MyCharacter</w:t>
-      </w:r>
-      <w:r>
-        <w:t xml:space="preserve"> </w:t>
-      </w:r>
-      <w:r>
-        <w:t xml:space="preserve">tab, change the left eye's white, the first</w:t>
-      </w:r>
-      <w:r>
-        <w:t xml:space="preserve"> </w:t>
-      </w:r>
-      <w:r>
-        <w:rPr>
-          <w:rStyle w:val="VerbatimChar"/>
-        </w:rPr>
-        <w:t xml:space="preserve">ellipse</w:t>
-      </w:r>
-      <w:r>
-        <w:t xml:space="preserve"> </w:t>
-      </w:r>
-      <w:r>
-        <w:t xml:space="preserve">under</w:t>
-      </w:r>
-      <w:r>
-        <w:t xml:space="preserve"> </w:t>
-      </w:r>
-      <w:r>
-        <w:rPr>
-          <w:rStyle w:val="VerbatimChar"/>
-        </w:rPr>
-        <w:t xml:space="preserve">fill(255)</w:t>
-      </w:r>
-      <w:r>
-        <w:t xml:space="preserve">, to plain numbers:</w:t>
-      </w:r>
-    </w:p>
-    <w:p>
-      <w:pPr>
-        <w:pStyle w:val="SourceCode"/>
-      </w:pPr>
-      <w:r>
-        <w:rPr>
-          <w:rStyle w:val="FunctionTok"/>
-        </w:rPr>
-        <w:t xml:space="preserve">ellipse</w:t>
-      </w:r>
-      <w:r>
-        <w:rPr>
-          <w:rStyle w:val="OperatorTok"/>
-        </w:rPr>
-        <w:t xml:space="preserve">(</w:t>
-      </w:r>
-      <w:r>
-        <w:rPr>
-          <w:rStyle w:val="DecValTok"/>
-        </w:rPr>
-        <w:t xml:space="preserve">388</w:t>
-      </w:r>
-      <w:r>
-        <w:rPr>
-          <w:rStyle w:val="OperatorTok"/>
-        </w:rPr>
-        <w:t xml:space="preserve">,</w:t>
-      </w:r>
-      <w:r>
-        <w:rPr>
-          <w:rStyle w:val="NormalTok"/>
-        </w:rPr>
-        <w:t xml:space="preserve"> </w:t>
-      </w:r>
-      <w:r>
-        <w:rPr>
-          <w:rStyle w:val="DecValTok"/>
-        </w:rPr>
-        <w:t xml:space="preserve">292</w:t>
-      </w:r>
-      <w:r>
-        <w:rPr>
-          <w:rStyle w:val="OperatorTok"/>
-        </w:rPr>
-        <w:t xml:space="preserve">,</w:t>
-      </w:r>
-      <w:r>
-        <w:rPr>
-          <w:rStyle w:val="NormalTok"/>
-        </w:rPr>
-        <w:t xml:space="preserve"> </w:t>
-      </w:r>
-      <w:r>
-        <w:rPr>
-          <w:rStyle w:val="DecValTok"/>
-        </w:rPr>
-        <w:t xml:space="preserve">16</w:t>
-      </w:r>
-      <w:r>
-        <w:rPr>
-          <w:rStyle w:val="OperatorTok"/>
-        </w:rPr>
-        <w:t xml:space="preserve">,</w:t>
-      </w:r>
-      <w:r>
-        <w:rPr>
-          <w:rStyle w:val="NormalTok"/>
-        </w:rPr>
-        <w:t xml:space="preserve"> </w:t>
-      </w:r>
-      <w:r>
-        <w:rPr>
-          <w:rStyle w:val="DecValTok"/>
-        </w:rPr>
-        <w:t xml:space="preserve">16</w:t>
-      </w:r>
-      <w:r>
-        <w:rPr>
-          <w:rStyle w:val="OperatorTok"/>
-        </w:rPr>
-        <w:t xml:space="preserve">);</w:t>
-      </w:r>
-    </w:p>
-    <w:p>
-      <w:pPr>
-        <w:pStyle w:val="KeepWithNext"/>
-      </w:pPr>
-      <w:r>
-        <w:t xml:space="preserve">Run it.</w:t>
-      </w:r>
-    </w:p>
-    <w:tbl>
-      <w:tblPr>
-        <w:tblW w:w="9360" w:type="dxa"/>
-        <w:tblInd w:w="92" w:type="dxa"/>
-        <w:tblLayout w:type="fixed"/>
-        <w:tblBorders>
-          <w:top w:val="nil"/>
-          <w:left w:val="nil"/>
-          <w:bottom w:val="nil"/>
-          <w:right w:val="nil"/>
-          <w:insideH w:val="nil"/>
-          <w:insideV w:val="nil"/>
-        </w:tblBorders>
-        <w:tblCellMar>
-          <w:top w:w="0" w:type="dxa"/>
-          <w:left w:w="200" w:type="dxa"/>
-          <w:bottom w:w="0" w:type="dxa"/>
-          <w:right w:w="200" w:type="dxa"/>
-        </w:tblCellMar>
-        <w:tblLook w:val="0000" w:firstRow="0" w:lastRow="0" w:firstColumn="0" w:lastColumn="0" w:noHBand="1" w:noVBand="1"/>
-      </w:tblPr>
-      <w:tblGrid>
-        <w:gridCol w:w="9360"/>
-      </w:tblGrid>
-      <w:tr>
-        <w:trPr>
-          <w:cantSplit/>
-        </w:trPr>
-        <w:tc>
-          <w:tcPr>
-            <w:tcW w:w="9360" w:type="dxa"/>
-            <w:tcBorders>
-              <w:top w:val="single" w:sz="4" w:space="0" w:color="C2E6D1"/>
-              <w:left w:val="single" w:sz="36" w:space="0" w:color="1D7A44"/>
-              <w:bottom w:val="single" w:sz="4" w:space="0" w:color="C2E6D1"/>
-              <w:right w:val="single" w:sz="4" w:space="0" w:color="C2E6D1"/>
-            </w:tcBorders>
-            <w:shd w:val="clear" w:color="auto" w:fill="F1FBF5"/>
-            <w:tcMar>
-              <w:top w:w="60" w:type="dxa"/>
-              <w:bottom w:w="60" w:type="dxa"/>
-            </w:tcMar>
-          </w:tcPr>
-          <w:p>
-            <w:pPr>
-              <w:pStyle w:val="BodyText"/>
-            </w:pPr>
-            <w:r>
-              <w:rPr>
-                <w:b/>
-                <w:bCs/>
-              </w:rPr>
-              <w:t xml:space="preserve">Check.</w:t>
-            </w:r>
-            <w:r>
-              <w:t xml:space="preserve">  Your character looks exactly the same as before.</w:t>
-            </w:r>
-          </w:p>
-        </w:tc>
-      </w:tr>
-    </w:tbl>
-    <w:p>
-      <w:pPr>
-        <w:spacing w:before="0" w:after="0" w:line="120" w:lineRule="exact"/>
-      </w:pPr>
-    </w:p>
-    <w:p>
-      <w:pPr>
-        <w:pStyle w:val="KeepWithNext"/>
-      </w:pPr>
-      <w:r>
-        <w:t xml:space="preserve">Now change the main tab to</w:t>
-      </w:r>
-      <w:r>
-        <w:t xml:space="preserve"> </w:t>
-      </w:r>
-      <w:r>
-        <w:rPr>
-          <w:rStyle w:val="VerbatimChar"/>
-        </w:rPr>
-        <w:t xml:space="preserve">200, 150</w:t>
-      </w:r>
-      <w:r>
-        <w:t xml:space="preserve"> </w:t>
-      </w:r>
-      <w:r>
-        <w:t xml:space="preserve">again, and run.</w:t>
-      </w:r>
-    </w:p>
-    <w:tbl>
-      <w:tblPr>
-        <w:tblW w:w="9360" w:type="dxa"/>
-        <w:tblInd w:w="92" w:type="dxa"/>
-        <w:tblLayout w:type="fixed"/>
-        <w:tblBorders>
-          <w:top w:val="nil"/>
-          <w:left w:val="nil"/>
-          <w:bottom w:val="nil"/>
-          <w:right w:val="nil"/>
-          <w:insideH w:val="nil"/>
-          <w:insideV w:val="nil"/>
-        </w:tblBorders>
-        <w:tblCellMar>
-          <w:top w:w="0" w:type="dxa"/>
-          <w:left w:w="200" w:type="dxa"/>
-          <w:bottom w:w="0" w:type="dxa"/>
-          <w:right w:w="200" w:type="dxa"/>
-        </w:tblCellMar>
-        <w:tblLook w:val="0000" w:firstRow="0" w:lastRow="0" w:firstColumn="0" w:lastColumn="0" w:noHBand="1" w:noVBand="1"/>
-      </w:tblPr>
-      <w:tblGrid>
-        <w:gridCol w:w="9360"/>
-      </w:tblGrid>
-      <w:tr>
-        <w:trPr>
-          <w:cantSplit/>
-        </w:trPr>
-        <w:tc>
-          <w:tcPr>
-            <w:tcW w:w="9360" w:type="dxa"/>
-            <w:tcBorders>
-              <w:top w:val="single" w:sz="4" w:space="0" w:color="C2E6D1"/>
-              <w:left w:val="single" w:sz="36" w:space="0" w:color="1D7A44"/>
-              <w:bottom w:val="single" w:sz="4" w:space="0" w:color="C2E6D1"/>
-              <w:right w:val="single" w:sz="4" w:space="0" w:color="C2E6D1"/>
-            </w:tcBorders>
-            <w:shd w:val="clear" w:color="auto" w:fill="F1FBF5"/>
-            <w:tcMar>
-              <w:top w:w="60" w:type="dxa"/>
-              <w:bottom w:w="60" w:type="dxa"/>
-            </w:tcMar>
-          </w:tcPr>
-          <w:p>
-            <w:pPr>
-              <w:pStyle w:val="BodyText"/>
-            </w:pPr>
-            <w:r>
-              <w:rPr>
-                <w:b/>
-                <w:bCs/>
-              </w:rPr>
-              <w:t xml:space="preserve">Check.</w:t>
-            </w:r>
-            <w:r>
-              <w:t xml:space="preserve">  The face moves up to the top-left.  One white eye stays behind in</w:t>
-            </w:r>
-            <w:r>
-              <w:t xml:space="preserve"> </w:t>
-            </w:r>
-            <w:r>
-              <w:t xml:space="preserve">the middle of the window.</w:t>
-            </w:r>
-          </w:p>
-        </w:tc>
-      </w:tr>
-    </w:tbl>
-    <w:p>
-      <w:pPr>
-        <w:spacing w:before="0" w:after="0" w:line="120" w:lineRule="exact"/>
-      </w:pPr>
-    </w:p>
-    <w:p>
-      <w:pPr>
-        <w:pStyle w:val="Screenshot"/>
-      </w:pPr>
-      <w:r>
-        <w:drawing>
-          <wp:inline>
-            <wp:extent cx="3108960" cy="2331720"/>
-            <wp:effectExtent b="0" l="0" r="0" t="0"/>
-            <wp:docPr descr="" title="" id="39" name="Picture"/>
-            <a:graphic>
-              <a:graphicData uri="http://schemas.openxmlformats.org/drawingml/2006/picture">
-                <pic:pic>
-                  <pic:nvPicPr>
-                    <pic:cNvPr descr="lessons/chapters\screenshots/ch02_FixedEyeMoved.png" id="40" name="Picture"/>
-                    <pic:cNvPicPr>
-                      <a:picLocks noChangeArrowheads="1" noChangeAspect="1"/>
-                    </pic:cNvPicPr>
-                  </pic:nvPicPr>
-                  <pic:blipFill>
-                    <a:blip r:embed="rId38"/>
-                    <a:stretch>
-                      <a:fillRect/>
-                    </a:stretch>
-                  </pic:blipFill>
-                  <pic:spPr bwMode="auto">
-                    <a:xfrm>
-                      <a:off x="0" y="0"/>
-                      <a:ext cx="3108960" cy="2331720"/>
-                    </a:xfrm>
-                    <a:prstGeom prst="rect">
-                      <a:avLst/>
-                    </a:prstGeom>
-                    <a:noFill/>
-                    <a:ln w="9525">
-                      <a:solidFill>
-                        <a:srgbClr val="C9D8E8"/>
-                      </a:solidFill>
-                      <a:headEnd/>
-                      <a:tailEnd/>
-                    </a:ln>
-                  </pic:spPr>
-                </pic:pic>
-              </a:graphicData>
-            </a:graphic>
-          </wp:inline>
-        </w:drawing>
-      </w:r>
-    </w:p>
-    <w:p>
-      <w:pPr>
-        <w:pStyle w:val="ScreenshotCaption"/>
-      </w:pPr>
-      <w:r>
-        <w:t xml:space="preserve">One eye didn't get the message.</w:t>
+        <w:t xml:space="preserve">pos.y</w:t>
+      </w:r>
+      <w:r>
+        <w:t xml:space="preserve">.</w:t>
       </w:r>
     </w:p>
     <w:p>
       <w:pPr>
         <w:pStyle w:val="BodyText"/>
       </w:pPr>
-      <w:r>
-        <w:t xml:space="preserve">Why did that eye stay behind, when every other part of the face moved?  Make a</w:t>
-      </w:r>
-      <w:r>
-        <w:t xml:space="preserve"> </w:t>
-      </w:r>
-      <w:r>
-        <w:t xml:space="preserve">guess before you read on.</w:t>
-      </w:r>
-    </w:p>
-    <w:p>
-      <w:pPr>
-        <w:pStyle w:val="BodyText"/>
-      </w:pPr>
-      <w:r>
-        <w:t xml:space="preserve">Plain numbers nail a shape to one spot in the window.  It looks fine as long as</w:t>
-      </w:r>
-      <w:r>
-        <w:t xml:space="preserve"> </w:t>
-      </w:r>
-      <w:r>
-        <w:t xml:space="preserve">the character sits still, and today it does.  In Chapter 3 your character starts</w:t>
-      </w:r>
-      <w:r>
-        <w:t xml:space="preserve"> </w:t>
-      </w:r>
-      <w:r>
-        <w:t xml:space="preserve">moving, and a shape at plain numbers gets left behind.  So measure</w:t>
-      </w:r>
-      <w:r>
-        <w:t xml:space="preserve"> </w:t>
-      </w:r>
       <w:r>
         <w:rPr>
           <w:b/>
           <w:bCs/>
         </w:rPr>
-        <w:t xml:space="preserve">every</w:t>
-      </w:r>
-      <w:r>
-        <w:t xml:space="preserve"> </w:t>
-      </w:r>
-      <w:r>
-        <w:t xml:space="preserve">shape from</w:t>
-      </w:r>
-      <w:r>
-        <w:t xml:space="preserve"> </w:t>
-      </w:r>
-      <w:r>
-        <w:rPr>
-          <w:rStyle w:val="VerbatimChar"/>
-        </w:rPr>
-        <w:t xml:space="preserve">pos.x</w:t>
-      </w:r>
-      <w:r>
-        <w:t xml:space="preserve"> </w:t>
-      </w:r>
-      <w:r>
-        <w:t xml:space="preserve">and</w:t>
-      </w:r>
-      <w:r>
-        <w:t xml:space="preserve"> </w:t>
-      </w:r>
-      <w:r>
-        <w:rPr>
-          <w:rStyle w:val="VerbatimChar"/>
-        </w:rPr>
-        <w:t xml:space="preserve">pos.y</w:t>
-      </w:r>
-      <w:r>
-        <w:t xml:space="preserve">.</w:t>
-      </w:r>
-    </w:p>
-    <w:p>
-      <w:pPr>
-        <w:pStyle w:val="BodyText"/>
-      </w:pPr>
-      <w:r>
-        <w:rPr>
-          <w:b/>
-          <w:bCs/>
-        </w:rPr>
         <w:t xml:space="preserve">Build it.</w:t>
       </w:r>
       <w:r>
@@ -8081,15 +8083,15 @@
         <w:spacing w:before="0" w:after="0" w:line="20" w:lineRule="exact"/>
       </w:pPr>
     </w:p>
-    <w:bookmarkEnd w:id="41"/>
-    <w:bookmarkStart w:id="42" w:name="make-it-yours"/>
     <w:p>
       <w:pPr>
         <w:pStyle w:val="Heading2"/>
       </w:pPr>
+      <w:bookmarkStart w:id="43" w:name="_f51d53ea46365f304a36a9144cf5441bf990ae0"/>
       <w:r>
         <w:t xml:space="preserve">2.5  Make it yours</w:t>
       </w:r>
+      <w:bookmarkEnd w:id="43"/>
     </w:p>
     <w:p>
       <w:pPr>
@@ -8389,7 +8391,7 @@
     </w:tbl>
     <w:p>
       <w:pPr>
-        <w:pStyle w:val="BodyText"/>
+        <w:pStyle w:val="FirstParagraph"/>
       </w:pPr>
       <w:r>
         <w:rPr>
@@ -8757,15 +8759,15 @@
         </w:pict>
       </w:r>
     </w:p>
-    <w:bookmarkEnd w:id="42"/>
-    <w:bookmarkStart w:id="46" w:name="chapter-summary"/>
     <w:p>
       <w:pPr>
         <w:pStyle w:val="Heading2"/>
       </w:pPr>
+      <w:bookmarkStart w:id="44" w:name="_756eed4fa0751524c5b578eece8efd34a11981f"/>
       <w:r>
         <w:t xml:space="preserve">Chapter summary</w:t>
       </w:r>
+      <w:bookmarkEnd w:id="44"/>
     </w:p>
     <w:p>
       <w:pPr>
@@ -9164,14 +9166,15 @@
         </w:tc>
       </w:tr>
     </w:tbl>
-    <w:bookmarkStart w:id="43" w:name="new-syntax-in-this-chapter"/>
     <w:p>
       <w:pPr>
         <w:pStyle w:val="Heading3"/>
       </w:pPr>
+      <w:bookmarkStart w:id="45" w:name="_5dc73f788cf3617f359e6c7776c2b190c21c786"/>
       <w:r>
         <w:t xml:space="preserve">New syntax in this chapter</w:t>
       </w:r>
+      <w:bookmarkEnd w:id="45"/>
     </w:p>
     <w:tbl>
       <w:tblPr>
@@ -9679,15 +9682,15 @@
         </w:tc>
       </w:tr>
     </w:tbl>
-    <w:bookmarkEnd w:id="43"/>
-    <w:bookmarkStart w:id="44" w:name="vocabulary"/>
     <w:p>
       <w:pPr>
         <w:pStyle w:val="Heading3"/>
       </w:pPr>
+      <w:bookmarkStart w:id="46" w:name="_vocabulary"/>
       <w:r>
         <w:t xml:space="preserve">Vocabulary</w:t>
       </w:r>
+      <w:bookmarkEnd w:id="46"/>
     </w:p>
     <w:p>
       <w:pPr>
@@ -9927,15 +9930,15 @@
         <w:t xml:space="preserve">-- a separate file inside your sketch.  (2.1)</w:t>
       </w:r>
     </w:p>
-    <w:bookmarkEnd w:id="44"/>
-    <w:bookmarkStart w:id="45" w:name="check-your-understanding"/>
     <w:p>
       <w:pPr>
         <w:pStyle w:val="Heading3"/>
       </w:pPr>
+      <w:bookmarkStart w:id="47" w:name="_e8b5ca3bdd124de88893e49f226868b8cccfada"/>
       <w:r>
         <w:t xml:space="preserve">Check your understanding</w:t>
       </w:r>
+      <w:bookmarkEnd w:id="47"/>
     </w:p>
     <w:p>
       <w:pPr>
@@ -10099,16 +10102,15 @@
         <w:t xml:space="preserve">going to cause trouble in Chapter 3?</w:t>
       </w:r>
     </w:p>
-    <w:bookmarkEnd w:id="45"/>
-    <w:bookmarkEnd w:id="46"/>
-    <w:bookmarkStart w:id="47" w:name="whats-next"/>
     <w:p>
       <w:pPr>
         <w:pStyle w:val="Heading2"/>
       </w:pPr>
+      <w:bookmarkStart w:id="48" w:name="_7719b7a9b876f6bdc279f3d57c526f4ef167ae4"/>
       <w:r>
         <w:t xml:space="preserve">What's next</w:t>
       </w:r>
+      <w:bookmarkEnd w:id="48"/>
     </w:p>
     <w:p>
       <w:pPr>
@@ -10144,11 +10146,9 @@
         <w:t xml:space="preserve">measured from the belly button goes with it.</w:t>
       </w:r>
     </w:p>
-    <w:bookmarkEnd w:id="47"/>
-    <w:bookmarkEnd w:id="48"/>
     <w:sectPr>
-      <w:pgSz w:h="15840" w:w="12240"/>
-      <w:pgMar w:bottom="1440" w:footer="720" w:gutter="0" w:header="720" w:left="1440" w:right="1440" w:top="1440"/>
+      <w:pgSz w:w="12240" w:h="15840"/>
+      <w:pgMar w:top="1440" w:right="1440" w:bottom="1440" w:left="1440" w:header="720" w:footer="720" w:gutter="0"/>
       <w:footnotePr>
         <w:numRestart w:val="eachSect"/>
       </w:footnotePr>
@@ -10496,10 +10496,10 @@
   <w:docDefaults>
     <w:rPrDefault>
       <w:rPr>
-        <w:rFonts w:ascii="Calibri" w:cs="Calibri" w:eastAsia="Calibri" w:hAnsi="Calibri"/>
+        <w:rFonts w:ascii="Calibri" w:hAnsi="Calibri" w:eastAsia="Calibri" w:cs="Calibri"/>
         <w:sz w:val="22"/>
         <w:szCs w:val="22"/>
-        <w:lang w:bidi="ar-SA" w:eastAsia="zh-CN" w:val="en-US"/>
+        <w:lang w:val="en-US" w:eastAsia="zh-CN" w:bidi="ar-SA"/>
       </w:rPr>
     </w:rPrDefault>
     <w:pPrDefault>
@@ -10508,61 +10508,61 @@
       </w:pPr>
     </w:pPrDefault>
   </w:docDefaults>
-  <w:latentStyles w:count="276" w:defLockedState="0" w:defQFormat="0" w:defSemiHidden="0" w:defUIPriority="0" w:defUnhideWhenUsed="0"/>
-  <w:style w:default="1" w:styleId="Normal" w:type="paragraph">
+  <w:latentStyles w:defLockedState="0" w:defUIPriority="0" w:defSemiHidden="0" w:defUnhideWhenUsed="0" w:defQFormat="0" w:count="276"/>
+  <w:style w:type="paragraph" w:default="1" w:styleId="Normal">
     <w:name w:val="Normal"/>
     <w:qFormat/>
   </w:style>
-  <w:style w:styleId="BodyText" w:type="paragraph">
+  <w:style w:type="paragraph" w:styleId="BodyText">
     <w:name w:val="Body Text"/>
     <w:basedOn w:val="Normal"/>
     <w:link w:val="BodyTextChar"/>
     <w:qFormat/>
     <w:pPr>
-      <w:spacing w:after="180" w:before="180"/>
+      <w:spacing w:before="180" w:after="180"/>
     </w:pPr>
   </w:style>
-  <w:style w:customStyle="1" w:styleId="FirstParagraph" w:type="paragraph">
+  <w:style w:type="paragraph" w:customStyle="1" w:styleId="FirstParagraph">
     <w:name w:val="First Paragraph"/>
     <w:basedOn w:val="BodyText"/>
     <w:next w:val="BodyText"/>
     <w:qFormat/>
   </w:style>
-  <w:style w:customStyle="1" w:styleId="Compact" w:type="paragraph">
+  <w:style w:type="paragraph" w:customStyle="1" w:styleId="Compact">
     <w:name w:val="Compact"/>
     <w:basedOn w:val="BodyText"/>
     <w:qFormat/>
     <w:pPr>
-      <w:spacing w:after="36" w:before="36"/>
+      <w:spacing w:before="36" w:after="36"/>
     </w:pPr>
   </w:style>
-  <w:style w:customStyle="1" w:styleId="TitleChar" w:type="character">
+  <w:style w:type="character" w:customStyle="1" w:styleId="TitleChar">
     <w:name w:val="Title Char"/>
     <w:basedOn w:val="DefaultParagraphFont"/>
     <w:link w:val="Title"/>
     <w:uiPriority w:val="10"/>
     <w:rsid w:val="00A10FD9"/>
     <w:rPr>
-      <w:rFonts w:ascii="Calibri" w:cs="Calibri" w:eastAsia="Calibri" w:hAnsi="Calibri"/>
+      <w:rFonts w:ascii="Calibri" w:hAnsi="Calibri" w:eastAsia="Calibri" w:cs="Calibri"/>
       <w:sz w:val="56"/>
       <w:szCs w:val="56"/>
     </w:rPr>
   </w:style>
-  <w:style w:customStyle="1" w:styleId="SubtitleChar" w:type="character">
+  <w:style w:type="character" w:customStyle="1" w:styleId="SubtitleChar">
     <w:name w:val="Subtitle Char"/>
     <w:basedOn w:val="DefaultParagraphFont"/>
     <w:link w:val="Subtitle"/>
     <w:uiPriority w:val="11"/>
     <w:rsid w:val="00A10FD9"/>
     <w:rPr>
-      <w:rFonts w:ascii="Calibri" w:cs="Calibri" w:eastAsia="Calibri" w:hAnsi="Calibri"/>
-      <w:color w:themeColor="text1" w:themeTint="A6" w:val="595959"/>
+      <w:rFonts w:ascii="Calibri" w:hAnsi="Calibri" w:eastAsia="Calibri" w:cs="Calibri"/>
+      <w:color w:val="595959" w:themeColor="text1" w:themeTint="A6"/>
       <w:spacing w:val="15"/>
       <w:sz w:val="28"/>
       <w:szCs w:val="28"/>
     </w:rPr>
   </w:style>
-  <w:style w:customStyle="1" w:styleId="Author" w:type="paragraph">
+  <w:style w:type="paragraph" w:customStyle="1" w:styleId="Author">
     <w:name w:val="Author"/>
     <w:basedOn w:val="Title"/>
     <w:next w:val="BodyText"/>
@@ -10576,7 +10576,7 @@
       <w:szCs w:val="24"/>
     </w:rPr>
   </w:style>
-  <w:style w:customStyle="1" w:styleId="AbstractTitle" w:type="paragraph">
+  <w:style w:type="paragraph" w:customStyle="1" w:styleId="AbstractTitle">
     <w:name w:val="Abstract Title"/>
     <w:basedOn w:val="Normal"/>
     <w:next w:val="Abstract"/>
@@ -10584,7 +10584,7 @@
     <w:pPr>
       <w:keepNext/>
       <w:keepLines/>
-      <w:spacing w:after="0" w:before="300"/>
+      <w:spacing w:before="300" w:after="0"/>
       <w:jc w:val="center"/>
     </w:pPr>
     <w:rPr>
@@ -10593,7 +10593,7 @@
       <w:szCs w:val="20"/>
     </w:rPr>
   </w:style>
-  <w:style w:customStyle="1" w:styleId="Abstract" w:type="paragraph">
+  <w:style w:type="paragraph" w:customStyle="1" w:styleId="Abstract">
     <w:name w:val="Abstract"/>
     <w:basedOn w:val="Normal"/>
     <w:next w:val="BodyText"/>
@@ -10601,14 +10601,14 @@
     <w:pPr>
       <w:keepNext/>
       <w:keepLines/>
-      <w:spacing w:after="300" w:before="100"/>
+      <w:spacing w:before="100" w:after="300"/>
     </w:pPr>
     <w:rPr>
       <w:sz w:val="20"/>
       <w:szCs w:val="20"/>
     </w:rPr>
   </w:style>
-  <w:style w:styleId="Bibliography" w:type="paragraph">
+  <w:style w:type="paragraph" w:styleId="Bibliography">
     <w:name w:val="Bibliography"/>
     <w:basedOn w:val="Normal"/>
     <w:next w:val="Bibliography"/>
@@ -10616,7 +10616,7 @@
     <w:pPr/>
     <w:rPr/>
   </w:style>
-  <w:style w:styleId="Heading1" w:type="paragraph">
+  <w:style w:type="paragraph" w:styleId="Heading1">
     <w:name w:val="heading 1"/>
     <w:basedOn w:val="Normal"/>
     <w:next w:val="BodyText"/>
@@ -10628,17 +10628,17 @@
       <w:pageBreakBefore/>
       <w:keepNext/>
       <w:keepLines/>
-      <w:spacing w:after="80" w:before="360"/>
+      <w:spacing w:before="360" w:after="80"/>
       <w:outlineLvl w:val="0"/>
     </w:pPr>
     <w:rPr>
-      <w:rFonts w:ascii="Calibri" w:cs="Calibri" w:eastAsia="Calibri" w:hAnsi="Calibri"/>
+      <w:rFonts w:ascii="Calibri" w:hAnsi="Calibri" w:eastAsia="Calibri" w:cs="Calibri"/>
       <w:color w:val="1F4E79"/>
       <w:sz w:val="40"/>
       <w:szCs w:val="40"/>
     </w:rPr>
   </w:style>
-  <w:style w:styleId="Heading2" w:type="paragraph">
+  <w:style w:type="paragraph" w:styleId="Heading2">
     <w:name w:val="heading 2"/>
     <w:basedOn w:val="Normal"/>
     <w:next w:val="BodyText"/>
@@ -10651,17 +10651,17 @@
     <w:pPr>
       <w:keepNext/>
       <w:keepLines/>
-      <w:spacing w:after="80" w:before="160"/>
+      <w:spacing w:before="160" w:after="80"/>
       <w:outlineLvl w:val="1"/>
     </w:pPr>
     <w:rPr>
-      <w:rFonts w:ascii="Calibri" w:cs="Calibri" w:eastAsia="Calibri" w:hAnsi="Calibri"/>
+      <w:rFonts w:ascii="Calibri" w:hAnsi="Calibri" w:eastAsia="Calibri" w:cs="Calibri"/>
       <w:color w:val="1F4E79"/>
       <w:sz w:val="32"/>
       <w:szCs w:val="32"/>
     </w:rPr>
   </w:style>
-  <w:style w:styleId="Heading3" w:type="paragraph">
+  <w:style w:type="paragraph" w:styleId="Heading3">
     <w:name w:val="heading 3"/>
     <w:basedOn w:val="Normal"/>
     <w:next w:val="BodyText"/>
@@ -10674,17 +10674,17 @@
     <w:pPr>
       <w:keepNext/>
       <w:keepLines/>
-      <w:spacing w:after="80" w:before="160"/>
+      <w:spacing w:before="160" w:after="80"/>
       <w:outlineLvl w:val="2"/>
     </w:pPr>
     <w:rPr>
-      <w:rFonts w:ascii="Calibri" w:cs="Calibri" w:eastAsia="Calibri" w:hAnsi="Calibri"/>
+      <w:rFonts w:ascii="Calibri" w:hAnsi="Calibri" w:eastAsia="Calibri" w:cs="Calibri"/>
       <w:color w:val="1F4E79"/>
       <w:sz w:val="28"/>
       <w:szCs w:val="28"/>
     </w:rPr>
   </w:style>
-  <w:style w:styleId="Heading4" w:type="paragraph">
+  <w:style w:type="paragraph" w:styleId="Heading4">
     <w:name w:val="heading 4"/>
     <w:basedOn w:val="Normal"/>
     <w:next w:val="BodyText"/>
@@ -10697,17 +10697,17 @@
     <w:pPr>
       <w:keepNext/>
       <w:keepLines/>
-      <w:spacing w:after="40" w:before="80"/>
+      <w:spacing w:before="80" w:after="40"/>
       <w:outlineLvl w:val="3"/>
     </w:pPr>
     <w:rPr>
-      <w:rFonts w:ascii="Calibri" w:cs="Calibri" w:eastAsia="Calibri" w:hAnsi="Calibri"/>
+      <w:rFonts w:ascii="Calibri" w:hAnsi="Calibri" w:eastAsia="Calibri" w:cs="Calibri"/>
       <w:i/>
       <w:iCs/>
       <w:color w:val="1F4E79"/>
     </w:rPr>
   </w:style>
-  <w:style w:styleId="Heading5" w:type="paragraph">
+  <w:style w:type="paragraph" w:styleId="Heading5">
     <w:name w:val="heading 5"/>
     <w:basedOn w:val="Normal"/>
     <w:next w:val="BodyText"/>
@@ -10720,15 +10720,15 @@
     <w:pPr>
       <w:keepNext/>
       <w:keepLines/>
-      <w:spacing w:after="40" w:before="80"/>
+      <w:spacing w:before="80" w:after="40"/>
       <w:outlineLvl w:val="4"/>
     </w:pPr>
     <w:rPr>
-      <w:rFonts w:ascii="Calibri" w:cs="Calibri" w:eastAsia="Calibri" w:hAnsi="Calibri"/>
+      <w:rFonts w:ascii="Calibri" w:hAnsi="Calibri" w:eastAsia="Calibri" w:cs="Calibri"/>
       <w:color w:val="1F4E79"/>
     </w:rPr>
   </w:style>
-  <w:style w:styleId="Heading6" w:type="paragraph">
+  <w:style w:type="paragraph" w:styleId="Heading6">
     <w:name w:val="heading 6"/>
     <w:basedOn w:val="Normal"/>
     <w:next w:val="BodyText"/>
@@ -10741,17 +10741,17 @@
     <w:pPr>
       <w:keepNext/>
       <w:keepLines/>
-      <w:spacing w:after="0" w:before="40"/>
+      <w:spacing w:before="40" w:after="0"/>
       <w:outlineLvl w:val="5"/>
     </w:pPr>
     <w:rPr>
-      <w:rFonts w:ascii="Calibri" w:cs="Calibri" w:eastAsia="Calibri" w:hAnsi="Calibri"/>
+      <w:rFonts w:ascii="Calibri" w:hAnsi="Calibri" w:eastAsia="Calibri" w:cs="Calibri"/>
       <w:i/>
       <w:iCs/>
-      <w:color w:themeColor="text1" w:themeTint="A6" w:val="595959"/>
+      <w:color w:val="595959" w:themeColor="text1" w:themeTint="A6"/>
     </w:rPr>
   </w:style>
-  <w:style w:styleId="Heading7" w:type="paragraph">
+  <w:style w:type="paragraph" w:styleId="Heading7">
     <w:name w:val="heading 7"/>
     <w:basedOn w:val="Normal"/>
     <w:next w:val="BodyText"/>
@@ -10764,15 +10764,15 @@
     <w:pPr>
       <w:keepNext/>
       <w:keepLines/>
-      <w:spacing w:after="0" w:before="40"/>
+      <w:spacing w:before="40" w:after="0"/>
       <w:outlineLvl w:val="6"/>
     </w:pPr>
     <w:rPr>
-      <w:rFonts w:ascii="Calibri" w:cs="Calibri" w:eastAsia="Calibri" w:hAnsi="Calibri"/>
-      <w:color w:themeColor="text1" w:themeTint="A6" w:val="595959"/>
+      <w:rFonts w:ascii="Calibri" w:hAnsi="Calibri" w:eastAsia="Calibri" w:cs="Calibri"/>
+      <w:color w:val="595959" w:themeColor="text1" w:themeTint="A6"/>
     </w:rPr>
   </w:style>
-  <w:style w:styleId="Heading8" w:type="paragraph">
+  <w:style w:type="paragraph" w:styleId="Heading8">
     <w:name w:val="heading 8"/>
     <w:basedOn w:val="Normal"/>
     <w:next w:val="BodyText"/>
@@ -10789,13 +10789,13 @@
       <w:outlineLvl w:val="7"/>
     </w:pPr>
     <w:rPr>
-      <w:rFonts w:ascii="Calibri" w:cs="Calibri" w:eastAsia="Calibri" w:hAnsi="Calibri"/>
+      <w:rFonts w:ascii="Calibri" w:hAnsi="Calibri" w:eastAsia="Calibri" w:cs="Calibri"/>
       <w:i/>
       <w:iCs/>
-      <w:color w:themeColor="text1" w:themeTint="D8" w:val="272727"/>
+      <w:color w:val="272727" w:themeColor="text1" w:themeTint="D8"/>
     </w:rPr>
   </w:style>
-  <w:style w:styleId="Heading9" w:type="paragraph">
+  <w:style w:type="paragraph" w:styleId="Heading9">
     <w:name w:val="heading 9"/>
     <w:basedOn w:val="Normal"/>
     <w:next w:val="BodyText"/>
@@ -10812,24 +10812,24 @@
       <w:outlineLvl w:val="8"/>
     </w:pPr>
     <w:rPr>
-      <w:rFonts w:ascii="Calibri" w:cs="Calibri" w:eastAsia="Calibri" w:hAnsi="Calibri"/>
-      <w:color w:themeColor="text1" w:themeTint="D8" w:val="272727"/>
+      <w:rFonts w:ascii="Calibri" w:hAnsi="Calibri" w:eastAsia="Calibri" w:cs="Calibri"/>
+      <w:color w:val="272727" w:themeColor="text1" w:themeTint="D8"/>
     </w:rPr>
   </w:style>
-  <w:style w:customStyle="1" w:styleId="Heading1Char" w:type="character">
+  <w:style w:type="character" w:customStyle="1" w:styleId="Heading1Char">
     <w:name w:val="Heading 1 Char"/>
     <w:basedOn w:val="DefaultParagraphFont"/>
     <w:link w:val="Heading1"/>
     <w:uiPriority w:val="9"/>
     <w:rsid w:val="00A10FD9"/>
     <w:rPr>
-      <w:rFonts w:ascii="Calibri" w:cs="Calibri" w:eastAsia="Calibri" w:hAnsi="Calibri"/>
+      <w:rFonts w:ascii="Calibri" w:hAnsi="Calibri" w:eastAsia="Calibri" w:cs="Calibri"/>
       <w:color w:val="1F4E79"/>
       <w:sz w:val="40"/>
       <w:szCs w:val="40"/>
     </w:rPr>
   </w:style>
-  <w:style w:customStyle="1" w:styleId="Heading2Char" w:type="character">
+  <w:style w:type="character" w:customStyle="1" w:styleId="Heading2Char">
     <w:name w:val="Heading 2 Char"/>
     <w:basedOn w:val="DefaultParagraphFont"/>
     <w:link w:val="Heading2"/>
@@ -10837,13 +10837,13 @@
     <w:semiHidden/>
     <w:rsid w:val="00A10FD9"/>
     <w:rPr>
-      <w:rFonts w:ascii="Calibri" w:cs="Calibri" w:eastAsia="Calibri" w:hAnsi="Calibri"/>
+      <w:rFonts w:ascii="Calibri" w:hAnsi="Calibri" w:eastAsia="Calibri" w:cs="Calibri"/>
       <w:color w:val="1F4E79"/>
       <w:sz w:val="32"/>
       <w:szCs w:val="32"/>
     </w:rPr>
   </w:style>
-  <w:style w:customStyle="1" w:styleId="Heading3Char" w:type="character">
+  <w:style w:type="character" w:customStyle="1" w:styleId="Heading3Char">
     <w:name w:val="Heading 3 Char"/>
     <w:basedOn w:val="DefaultParagraphFont"/>
     <w:link w:val="Heading3"/>
@@ -10851,13 +10851,13 @@
     <w:semiHidden/>
     <w:rsid w:val="00A10FD9"/>
     <w:rPr>
-      <w:rFonts w:ascii="Calibri" w:cs="Calibri" w:eastAsia="Calibri" w:hAnsi="Calibri"/>
+      <w:rFonts w:ascii="Calibri" w:hAnsi="Calibri" w:eastAsia="Calibri" w:cs="Calibri"/>
       <w:color w:val="1F4E79"/>
       <w:sz w:val="28"/>
       <w:szCs w:val="28"/>
     </w:rPr>
   </w:style>
-  <w:style w:customStyle="1" w:styleId="Heading4Char" w:type="character">
+  <w:style w:type="character" w:customStyle="1" w:styleId="Heading4Char">
     <w:name w:val="Heading 4 Char"/>
     <w:basedOn w:val="DefaultParagraphFont"/>
     <w:link w:val="Heading4"/>
@@ -10865,13 +10865,13 @@
     <w:semiHidden/>
     <w:rsid w:val="00A10FD9"/>
     <w:rPr>
-      <w:rFonts w:ascii="Calibri" w:cs="Calibri" w:eastAsia="Calibri" w:hAnsi="Calibri"/>
+      <w:rFonts w:ascii="Calibri" w:hAnsi="Calibri" w:eastAsia="Calibri" w:cs="Calibri"/>
       <w:i/>
       <w:iCs/>
       <w:color w:val="1F4E79"/>
     </w:rPr>
   </w:style>
-  <w:style w:customStyle="1" w:styleId="Heading5Char" w:type="character">
+  <w:style w:type="character" w:customStyle="1" w:styleId="Heading5Char">
     <w:name w:val="Heading 5 Char"/>
     <w:basedOn w:val="DefaultParagraphFont"/>
     <w:link w:val="Heading5"/>
@@ -10879,11 +10879,11 @@
     <w:semiHidden/>
     <w:rsid w:val="00A10FD9"/>
     <w:rPr>
-      <w:rFonts w:ascii="Calibri" w:cs="Calibri" w:eastAsia="Calibri" w:hAnsi="Calibri"/>
+      <w:rFonts w:ascii="Calibri" w:hAnsi="Calibri" w:eastAsia="Calibri" w:cs="Calibri"/>
       <w:color w:val="1F4E79"/>
     </w:rPr>
   </w:style>
-  <w:style w:customStyle="1" w:styleId="Heading6Char" w:type="character">
+  <w:style w:type="character" w:customStyle="1" w:styleId="Heading6Char">
     <w:name w:val="Heading 6 Char"/>
     <w:basedOn w:val="DefaultParagraphFont"/>
     <w:link w:val="Heading6"/>
@@ -10891,13 +10891,13 @@
     <w:semiHidden/>
     <w:rsid w:val="00A10FD9"/>
     <w:rPr>
-      <w:rFonts w:ascii="Calibri" w:cs="Calibri" w:eastAsia="Calibri" w:hAnsi="Calibri"/>
+      <w:rFonts w:ascii="Calibri" w:hAnsi="Calibri" w:eastAsia="Calibri" w:cs="Calibri"/>
       <w:i/>
       <w:iCs/>
-      <w:color w:themeColor="text1" w:themeTint="A6" w:val="595959"/>
+      <w:color w:val="595959" w:themeColor="text1" w:themeTint="A6"/>
     </w:rPr>
   </w:style>
-  <w:style w:customStyle="1" w:styleId="Heading7Char" w:type="character">
+  <w:style w:type="character" w:customStyle="1" w:styleId="Heading7Char">
     <w:name w:val="Heading 7 Char"/>
     <w:basedOn w:val="DefaultParagraphFont"/>
     <w:link w:val="Heading7"/>
@@ -10905,11 +10905,11 @@
     <w:semiHidden/>
     <w:rsid w:val="00A10FD9"/>
     <w:rPr>
-      <w:rFonts w:ascii="Calibri" w:cs="Calibri" w:eastAsia="Calibri" w:hAnsi="Calibri"/>
-      <w:color w:themeColor="text1" w:themeTint="A6" w:val="595959"/>
+      <w:rFonts w:ascii="Calibri" w:hAnsi="Calibri" w:eastAsia="Calibri" w:cs="Calibri"/>
+      <w:color w:val="595959" w:themeColor="text1" w:themeTint="A6"/>
     </w:rPr>
   </w:style>
-  <w:style w:customStyle="1" w:styleId="Heading8Char" w:type="character">
+  <w:style w:type="character" w:customStyle="1" w:styleId="Heading8Char">
     <w:name w:val="Heading 8 Char"/>
     <w:basedOn w:val="DefaultParagraphFont"/>
     <w:link w:val="Heading8"/>
@@ -10917,13 +10917,13 @@
     <w:semiHidden/>
     <w:rsid w:val="00A10FD9"/>
     <w:rPr>
-      <w:rFonts w:ascii="Calibri" w:cs="Calibri" w:eastAsia="Calibri" w:hAnsi="Calibri"/>
+      <w:rFonts w:ascii="Calibri" w:hAnsi="Calibri" w:eastAsia="Calibri" w:cs="Calibri"/>
       <w:i/>
       <w:iCs/>
-      <w:color w:themeColor="text1" w:themeTint="D8" w:val="272727"/>
+      <w:color w:val="272727" w:themeColor="text1" w:themeTint="D8"/>
     </w:rPr>
   </w:style>
-  <w:style w:customStyle="1" w:styleId="Heading9Char" w:type="character">
+  <w:style w:type="character" w:customStyle="1" w:styleId="Heading9Char">
     <w:name w:val="Heading 9 Char"/>
     <w:basedOn w:val="DefaultParagraphFont"/>
     <w:link w:val="Heading9"/>
@@ -10931,11 +10931,11 @@
     <w:semiHidden/>
     <w:rsid w:val="00A10FD9"/>
     <w:rPr>
-      <w:rFonts w:ascii="Calibri" w:cs="Calibri" w:eastAsia="Calibri" w:hAnsi="Calibri"/>
-      <w:color w:themeColor="text1" w:themeTint="D8" w:val="272727"/>
+      <w:rFonts w:ascii="Calibri" w:hAnsi="Calibri" w:eastAsia="Calibri" w:cs="Calibri"/>
+      <w:color w:val="272727" w:themeColor="text1" w:themeTint="D8"/>
     </w:rPr>
   </w:style>
-  <w:style w:styleId="BlockText" w:type="paragraph">
+  <w:style w:type="paragraph" w:styleId="BlockText">
     <w:name w:val="Block Text"/>
     <w:basedOn w:val="BodyText"/>
     <w:next w:val="BodyText"/>
@@ -10943,11 +10943,11 @@
     <w:unhideWhenUsed/>
     <w:qFormat/>
     <w:pPr>
-      <w:spacing w:after="100" w:before="100"/>
+      <w:spacing w:before="100" w:after="100"/>
       <w:ind w:firstLine="0" w:left="480" w:right="480"/>
     </w:pPr>
   </w:style>
-  <w:style w:styleId="FootnoteText" w:type="paragraph">
+  <w:style w:type="paragraph" w:styleId="FootnoteText">
     <w:name w:val="Footnote Text"/>
     <w:basedOn w:val="Normal"/>
     <w:next w:val="FootnoteText"/>
@@ -10955,7 +10955,7 @@
     <w:unhideWhenUsed/>
     <w:qFormat/>
   </w:style>
-  <w:style w:styleId="FootnoteBlockText" w:type="paragraph">
+  <w:style w:type="paragraph" w:styleId="FootnoteBlockText">
     <w:name w:val="Footnote Block Text"/>
     <w:basedOn w:val="FootnoteText"/>
     <w:next w:val="FootnoteText"/>
@@ -10963,16 +10963,16 @@
     <w:unhideWhenUsed/>
     <w:qFormat/>
     <w:pPr>
-      <w:spacing w:after="100" w:before="100"/>
+      <w:spacing w:before="100" w:after="100"/>
       <w:ind w:firstLine="0" w:left="480" w:right="480"/>
     </w:pPr>
   </w:style>
-  <w:style w:default="1" w:styleId="DefaultParagraphFont" w:type="character">
+  <w:style w:type="character" w:default="1" w:styleId="DefaultParagraphFont">
     <w:name w:val="Default Paragraph Font"/>
     <w:semiHidden/>
     <w:unhideWhenUsed/>
   </w:style>
-  <w:style w:customStyle="1" w:styleId="DefinitionTerm" w:type="paragraph">
+  <w:style w:type="paragraph" w:customStyle="1" w:styleId="DefinitionTerm">
     <w:name w:val="Definition Term"/>
     <w:basedOn w:val="Normal"/>
     <w:next w:val="Definition"/>
@@ -10985,67 +10985,67 @@
       <w:b/>
     </w:rPr>
   </w:style>
-  <w:style w:customStyle="1" w:styleId="Definition" w:type="paragraph">
+  <w:style w:type="paragraph" w:customStyle="1" w:styleId="Definition">
     <w:name w:val="Definition"/>
     <w:basedOn w:val="Normal"/>
   </w:style>
-  <w:style w:styleId="Caption" w:type="paragraph">
+  <w:style w:type="paragraph" w:styleId="Caption">
     <w:name w:val="Caption"/>
     <w:basedOn w:val="Normal"/>
     <w:link w:val="BodyTextChar"/>
     <w:pPr>
-      <w:spacing w:after="120" w:before="0"/>
+      <w:spacing w:before="0" w:after="120"/>
     </w:pPr>
     <w:rPr>
       <w:i/>
     </w:rPr>
   </w:style>
-  <w:style w:customStyle="1" w:styleId="TableCaption" w:type="paragraph">
+  <w:style w:type="paragraph" w:customStyle="1" w:styleId="TableCaption">
     <w:name w:val="Table Caption"/>
     <w:basedOn w:val="Caption"/>
     <w:pPr>
       <w:keepNext/>
     </w:pPr>
   </w:style>
-  <w:style w:customStyle="1" w:styleId="ImageCaption" w:type="paragraph">
+  <w:style w:type="paragraph" w:customStyle="1" w:styleId="ImageCaption">
     <w:name w:val="Image Caption"/>
     <w:basedOn w:val="Caption"/>
   </w:style>
-  <w:style w:customStyle="1" w:styleId="Figure" w:type="paragraph">
+  <w:style w:type="paragraph" w:customStyle="1" w:styleId="Figure">
     <w:name w:val="Figure"/>
     <w:basedOn w:val="Normal"/>
   </w:style>
-  <w:style w:customStyle="1" w:styleId="CaptionedFigure" w:type="paragraph">
+  <w:style w:type="paragraph" w:customStyle="1" w:styleId="CaptionedFigure">
     <w:name w:val="Captioned Figure"/>
     <w:basedOn w:val="Figure"/>
     <w:pPr>
       <w:keepNext/>
     </w:pPr>
   </w:style>
-  <w:style w:customStyle="1" w:styleId="BodyTextChar" w:type="character">
+  <w:style w:type="character" w:customStyle="1" w:styleId="BodyTextChar">
     <w:name w:val="Body Text Char"/>
     <w:basedOn w:val="DefaultParagraphFont"/>
     <w:link w:val="BodyText"/>
   </w:style>
-  <w:style w:customStyle="1" w:styleId="SectionNumber" w:type="character">
+  <w:style w:type="character" w:customStyle="1" w:styleId="SectionNumber">
     <w:name w:val="Section Number"/>
     <w:basedOn w:val="BodyTextChar"/>
   </w:style>
-  <w:style w:styleId="FootnoteReference" w:type="character">
+  <w:style w:type="character" w:styleId="FootnoteReference">
     <w:name w:val="Footnote Reference"/>
     <w:basedOn w:val="BodyTextChar"/>
     <w:rPr>
       <w:vertAlign w:val="superscript"/>
     </w:rPr>
   </w:style>
-  <w:style w:styleId="Hyperlink" w:type="character">
+  <w:style w:type="character" w:styleId="Hyperlink">
     <w:name w:val="Hyperlink"/>
     <w:basedOn w:val="BodyTextChar"/>
     <w:rPr>
-      <w:color w:themeColor="accent1" w:val="4F81BD"/>
+      <w:color w:val="4F81BD" w:themeColor="accent1"/>
     </w:rPr>
   </w:style>
-  <w:style w:styleId="TOCHeading" w:type="paragraph">
+  <w:style w:type="paragraph" w:styleId="TOCHeading">
     <w:name w:val="TOC Heading"/>
     <w:basedOn w:val="Heading1"/>
     <w:next w:val="BodyText"/>
@@ -11057,25 +11057,97 @@
       <w:outlineLvl w:val="9"/>
     </w:pPr>
     <w:rPr>
-      <w:rFonts w:ascii="Calibri" w:cs="Calibri" w:eastAsia="Calibri" w:hAnsi="Calibri"/>
+      <w:rFonts w:ascii="Calibri" w:hAnsi="Calibri" w:eastAsia="Calibri" w:cs="Calibri"/>
       <w:b w:val="0"/>
       <w:bCs w:val="0"/>
-      <w:color w:themeColor="accent1" w:themeShade="BF" w:val="365F91"/>
+      <w:color w:val="365F91" w:themeColor="accent1" w:themeShade="BF"/>
     </w:rPr>
   </w:style>
-  <w:style w:customStyle="1" w:styleId="KeepWithNext" w:type="paragraph">
+  <w:style w:type="character" w:customStyle="1" w:styleId="VerbatimChar">
+    <w:name w:val="Verbatim Char"/>
+    <w:basedOn w:val="BodyTextChar"/>
+    <w:rPr>
+      <w:rFonts w:ascii="Consolas" w:hAnsi="Consolas" w:cs="Consolas"/>
+      <w:color w:val="1A4D80"/>
+      <w:sz w:val="19"/>
+      <w:szCs w:val="19"/>
+    </w:rPr>
+  </w:style>
+  <w:style w:type="paragraph" w:styleId="Title">
+    <w:name w:val="Title"/>
+    <w:basedOn w:val="Normal"/>
+    <w:next w:val="BodyText"/>
+    <w:qFormat/>
+    <w:pPr>
+      <w:spacing w:before="0" w:after="60"/>
+    </w:pPr>
+    <w:rPr>
+      <w:b/>
+      <w:color w:val="1F4E79"/>
+      <w:sz w:val="48"/>
+      <w:szCs w:val="48"/>
+    </w:rPr>
+  </w:style>
+  <w:style w:type="paragraph" w:customStyle="1" w:styleId="SourceCode">
+    <w:name w:val="Source Code"/>
+    <w:basedOn w:val="Normal"/>
+    <w:link w:val="VerbatimChar"/>
+    <w:pPr>
+      <w:keepLines/>
+      <w:pBdr>
+        <w:top w:val="single" w:sz="4" w:space="4" w:color="C9D8E8"/>
+        <w:left w:val="single" w:sz="4" w:space="4" w:color="C9D8E8"/>
+        <w:bottom w:val="single" w:sz="4" w:space="4" w:color="C9D8E8"/>
+        <w:right w:val="single" w:sz="4" w:space="4" w:color="C9D8E8"/>
+      </w:pBdr>
+      <w:shd w:val="clear" w:color="auto" w:fill="F8FAFC"/>
+      <w:spacing w:before="0" w:after="0" w:line="240" w:lineRule="auto"/>
+      <w:ind w:left="100" w:right="100"/>
+    </w:pPr>
+  </w:style>
+  <w:style w:type="paragraph" w:customStyle="1" w:styleId="ScreenshotCaption">
+    <w:name w:val="Screenshot Caption"/>
+    <w:basedOn w:val="Normal"/>
+    <w:next w:val="BodyText"/>
+    <w:pPr>
+      <w:jc w:val="center"/>
+      <w:spacing w:before="0" w:after="240"/>
+    </w:pPr>
+    <w:rPr>
+      <w:i/>
+      <w:color w:val="5B6B7A"/>
+      <w:sz w:val="19"/>
+      <w:szCs w:val="19"/>
+    </w:rPr>
+  </w:style>
+  <w:style w:type="paragraph" w:customStyle="1" w:styleId="KeepWithNext">
     <w:name w:val="Keep With Next"/>
     <w:basedOn w:val="BodyText"/>
     <w:pPr>
       <w:keepNext/>
     </w:pPr>
   </w:style>
-  <w:style w:customStyle="1" w:styleId="BookSubtitle" w:type="paragraph">
+  <w:style w:type="paragraph" w:styleId="Subtitle">
+    <w:name w:val="Subtitle"/>
+    <w:basedOn w:val="Normal"/>
+    <w:next w:val="BodyText"/>
+    <w:qFormat/>
+    <w:pPr>
+      <w:spacing w:before="0" w:after="60"/>
+    </w:pPr>
+    <w:rPr>
+      <w:i/>
+      <w:color w:val="2D3B47"/>
+      <w:sz w:val="28"/>
+      <w:szCs w:val="28"/>
+    </w:rPr>
+  </w:style>
+  <w:style w:type="paragraph" w:customStyle="1" w:styleId="BookSubtitle">
     <w:name w:val="Book Subtitle"/>
     <w:basedOn w:val="Normal"/>
     <w:pPr>
       <w:jc w:val="center"/>
-      <w:spacing w:after="480" w:before="0"/>
+      <w:spacing w:before="0" w:after="480"/>
     </w:pPr>
     <w:rPr>
       <w:i/>
@@ -11084,164 +11156,16 @@
       <w:szCs w:val="30"/>
     </w:rPr>
   </w:style>
-  <w:style w:customStyle="1" w:styleId="BookTitle" w:type="paragraph">
-    <w:name w:val="Book Title"/>
-    <w:basedOn w:val="Normal"/>
-    <w:pPr>
-      <w:jc w:val="center"/>
-      <w:spacing w:after="120" w:before="240"/>
-    </w:pPr>
-    <w:rPr>
-      <w:b/>
-      <w:color w:val="1F4E79"/>
-      <w:sz w:val="64"/>
-      <w:szCs w:val="64"/>
-    </w:rPr>
-  </w:style>
-  <w:style w:customStyle="1" w:styleId="HeadingCode" w:type="character">
-    <w:name w:val="Heading Code"/>
-    <w:basedOn w:val="DefaultParagraphFont"/>
-    <w:rPr>
-      <w:rFonts w:ascii="Consolas" w:cs="Consolas" w:hAnsi="Consolas"/>
-    </w:rPr>
-  </w:style>
-  <w:style w:styleId="Title" w:type="paragraph">
-    <w:name w:val="Title"/>
-    <w:basedOn w:val="Normal"/>
-    <w:next w:val="BodyText"/>
-    <w:qFormat/>
-    <w:pPr>
-      <w:spacing w:after="60" w:before="0"/>
-    </w:pPr>
-    <w:rPr>
-      <w:b/>
-      <w:color w:val="1F4E79"/>
-      <w:sz w:val="48"/>
-      <w:szCs w:val="48"/>
-    </w:rPr>
-  </w:style>
-  <w:style w:customStyle="1" w:styleId="BookCover" w:type="paragraph">
-    <w:name w:val="Book Cover"/>
-    <w:basedOn w:val="Normal"/>
-    <w:pPr>
-      <w:jc w:val="center"/>
-      <w:spacing w:after="360" w:before="720"/>
-    </w:pPr>
-  </w:style>
-  <w:style w:styleId="Subtitle" w:type="paragraph">
-    <w:name w:val="Subtitle"/>
-    <w:basedOn w:val="Normal"/>
-    <w:next w:val="BodyText"/>
-    <w:qFormat/>
-    <w:pPr>
-      <w:spacing w:after="60" w:before="0"/>
-    </w:pPr>
-    <w:rPr>
-      <w:i/>
-      <w:color w:val="2D3B47"/>
-      <w:sz w:val="28"/>
-      <w:szCs w:val="28"/>
-    </w:rPr>
-  </w:style>
-  <w:style w:default="1" w:styleId="Table" w:type="table">
-    <w:name w:val="Table"/>
-    <w:basedOn w:val="TableNormal"/>
-    <w:qFormat/>
-    <w:pPr>
-      <w:spacing w:after="40" w:before="40"/>
-    </w:pPr>
-    <w:tblPr>
-      <w:tblInd w:type="dxa" w:w="0"/>
-      <w:tblBorders>
-        <w:top w:color="C9D8E8" w:space="0" w:sz="4" w:val="single"/>
-        <w:left w:color="C9D8E8" w:space="0" w:sz="4" w:val="single"/>
-        <w:bottom w:color="C9D8E8" w:space="0" w:sz="4" w:val="single"/>
-        <w:right w:color="C9D8E8" w:space="0" w:sz="4" w:val="single"/>
-        <w:insideH w:color="C9D8E8" w:space="0" w:sz="4" w:val="single"/>
-        <w:insideV w:color="C9D8E8" w:space="0" w:sz="4" w:val="single"/>
-      </w:tblBorders>
-      <w:tblCellMar>
-        <w:top w:type="dxa" w:w="60"/>
-        <w:left w:type="dxa" w:w="108"/>
-        <w:bottom w:type="dxa" w:w="60"/>
-        <w:right w:type="dxa" w:w="108"/>
-      </w:tblCellMar>
-    </w:tblPr>
-    <w:tblStylePr w:type="firstRow">
-      <w:rPr>
-        <w:b/>
-        <w:color w:val="3D556F"/>
-      </w:rPr>
-      <w:tcPr>
-        <w:shd w:color="auto" w:fill="E5EDF5" w:val="clear"/>
-      </w:tcPr>
-    </w:tblStylePr>
-  </w:style>
-  <w:style w:customStyle="1" w:styleId="ScreenshotCaption" w:type="paragraph">
-    <w:name w:val="Screenshot Caption"/>
-    <w:basedOn w:val="Normal"/>
-    <w:next w:val="BodyText"/>
-    <w:pPr>
-      <w:jc w:val="center"/>
-      <w:spacing w:after="240" w:before="0"/>
-    </w:pPr>
-    <w:rPr>
-      <w:i/>
-      <w:color w:val="5B6B7A"/>
-      <w:sz w:val="19"/>
-      <w:szCs w:val="19"/>
-    </w:rPr>
-  </w:style>
-  <w:style w:customStyle="1" w:styleId="BookByline" w:type="paragraph">
-    <w:name w:val="Book Byline"/>
-    <w:basedOn w:val="Normal"/>
-    <w:pPr>
-      <w:jc w:val="center"/>
-      <w:spacing w:after="60" w:before="0"/>
-    </w:pPr>
-    <w:rPr>
-      <w:color w:val="5B6B7A"/>
-      <w:sz w:val="24"/>
-      <w:szCs w:val="24"/>
-    </w:rPr>
-  </w:style>
-  <w:style w:customStyle="1" w:styleId="Screenshot" w:type="paragraph">
-    <w:name w:val="Screenshot"/>
-    <w:basedOn w:val="Normal"/>
-    <w:next w:val="ScreenshotCaption"/>
-    <w:pPr>
-      <w:keepNext/>
-      <w:jc w:val="center"/>
-      <w:spacing w:after="40" w:before="160"/>
-    </w:pPr>
-  </w:style>
-  <w:style w:customStyle="1" w:styleId="SourceCode" w:type="paragraph">
-    <w:name w:val="Source Code"/>
-    <w:basedOn w:val="Normal"/>
-    <w:link w:val="VerbatimChar"/>
-    <w:pPr>
-      <w:keepLines/>
-      <w:pBdr>
-        <w:top w:color="C9D8E8" w:space="4" w:sz="4" w:val="single"/>
-        <w:left w:color="C9D8E8" w:space="4" w:sz="4" w:val="single"/>
-        <w:bottom w:color="C9D8E8" w:space="4" w:sz="4" w:val="single"/>
-        <w:right w:color="C9D8E8" w:space="4" w:sz="4" w:val="single"/>
-      </w:pBdr>
-      <w:shd w:color="auto" w:fill="F8FAFC" w:val="clear"/>
-      <w:spacing w:after="0" w:before="0" w:line="240" w:lineRule="auto"/>
-      <w:ind w:left="100" w:right="100"/>
-    </w:pPr>
-  </w:style>
-  <w:style w:customStyle="1" w:styleId="Date" w:type="paragraph">
+  <w:style w:type="paragraph" w:customStyle="1" w:styleId="Date">
     <w:name w:val="Date"/>
     <w:basedOn w:val="Normal"/>
     <w:next w:val="BodyText"/>
     <w:qFormat/>
     <w:pPr>
       <w:pBdr>
-        <w:bottom w:color="1F4E79" w:space="6" w:sz="8" w:val="single"/>
+        <w:bottom w:val="single" w:sz="8" w:space="6" w:color="1F4E79"/>
       </w:pBdr>
-      <w:spacing w:after="240" w:before="0"/>
+      <w:spacing w:before="0" w:after="240"/>
     </w:pPr>
     <w:rPr>
       <w:b/>
@@ -11252,14 +11176,90 @@
       <w:szCs w:val="18"/>
     </w:rPr>
   </w:style>
-  <w:style w:customStyle="1" w:styleId="VerbatimChar" w:type="character">
-    <w:name w:val="Verbatim Char"/>
-    <w:basedOn w:val="BodyTextChar"/>
+  <w:style w:type="paragraph" w:customStyle="1" w:styleId="BookTitle">
+    <w:name w:val="Book Title"/>
+    <w:basedOn w:val="Normal"/>
+    <w:pPr>
+      <w:jc w:val="center"/>
+      <w:spacing w:before="240" w:after="120"/>
+    </w:pPr>
     <w:rPr>
-      <w:rFonts w:ascii="Consolas" w:cs="Consolas" w:hAnsi="Consolas"/>
-      <w:color w:val="1A4D80"/>
-      <w:sz w:val="19"/>
-      <w:szCs w:val="19"/>
+      <w:b/>
+      <w:color w:val="1F4E79"/>
+      <w:sz w:val="64"/>
+      <w:szCs w:val="64"/>
+    </w:rPr>
+  </w:style>
+  <w:style w:type="paragraph" w:customStyle="1" w:styleId="BookByline">
+    <w:name w:val="Book Byline"/>
+    <w:basedOn w:val="Normal"/>
+    <w:pPr>
+      <w:jc w:val="center"/>
+      <w:spacing w:before="0" w:after="60"/>
+    </w:pPr>
+    <w:rPr>
+      <w:color w:val="5B6B7A"/>
+      <w:sz w:val="24"/>
+      <w:szCs w:val="24"/>
+    </w:rPr>
+  </w:style>
+  <w:style w:type="table" w:default="1" w:styleId="Table">
+    <w:name w:val="Table"/>
+    <w:basedOn w:val="TableNormal"/>
+    <w:qFormat/>
+    <w:pPr>
+      <w:spacing w:before="40" w:after="40"/>
+    </w:pPr>
+    <w:tblPr>
+      <w:tblInd w:w="0" w:type="dxa"/>
+      <w:tblBorders>
+        <w:top w:val="single" w:sz="4" w:space="0" w:color="C9D8E8"/>
+        <w:left w:val="single" w:sz="4" w:space="0" w:color="C9D8E8"/>
+        <w:bottom w:val="single" w:sz="4" w:space="0" w:color="C9D8E8"/>
+        <w:right w:val="single" w:sz="4" w:space="0" w:color="C9D8E8"/>
+        <w:insideH w:val="single" w:sz="4" w:space="0" w:color="C9D8E8"/>
+        <w:insideV w:val="single" w:sz="4" w:space="0" w:color="C9D8E8"/>
+      </w:tblBorders>
+      <w:tblCellMar>
+        <w:top w:w="60" w:type="dxa"/>
+        <w:left w:w="108" w:type="dxa"/>
+        <w:bottom w:w="60" w:type="dxa"/>
+        <w:right w:w="108" w:type="dxa"/>
+      </w:tblCellMar>
+    </w:tblPr>
+    <w:tblStylePr w:type="firstRow">
+      <w:rPr>
+        <w:b/>
+        <w:color w:val="3D556F"/>
+      </w:rPr>
+      <w:tcPr>
+        <w:shd w:val="clear" w:color="auto" w:fill="E5EDF5"/>
+      </w:tcPr>
+    </w:tblStylePr>
+  </w:style>
+  <w:style w:type="paragraph" w:customStyle="1" w:styleId="BookCover">
+    <w:name w:val="Book Cover"/>
+    <w:basedOn w:val="Normal"/>
+    <w:pPr>
+      <w:jc w:val="center"/>
+      <w:spacing w:before="720" w:after="360"/>
+    </w:pPr>
+  </w:style>
+  <w:style w:type="paragraph" w:customStyle="1" w:styleId="Screenshot">
+    <w:name w:val="Screenshot"/>
+    <w:basedOn w:val="Normal"/>
+    <w:next w:val="ScreenshotCaption"/>
+    <w:pPr>
+      <w:keepNext/>
+      <w:jc w:val="center"/>
+      <w:spacing w:before="160" w:after="40"/>
+    </w:pPr>
+  </w:style>
+  <w:style w:type="character" w:customStyle="1" w:styleId="HeadingCode">
+    <w:name w:val="Heading Code"/>
+    <w:basedOn w:val="DefaultParagraphFont"/>
+    <w:rPr>
+      <w:rFonts w:ascii="Consolas" w:hAnsi="Consolas" w:cs="Consolas"/>
     </w:rPr>
   </w:style>
   <w:style w:type="character" w:customStyle="1" w:styleId="KeywordTok">
